--- a/docs/manuscript/paper.docx
+++ b/docs/manuscript/paper.docx
@@ -2,7 +2,7 @@
 <file path=word/document.xml><?xml version="1.0" encoding="utf-8"?>
 <w:document xmlns:w="http://schemas.openxmlformats.org/wordprocessingml/2006/main" xmlns:m="http://schemas.openxmlformats.org/officeDocument/2006/math" xmlns:r="http://schemas.openxmlformats.org/officeDocument/2006/relationships" xmlns:o="urn:schemas-microsoft-com:office:office" xmlns:v="urn:schemas-microsoft-com:vml" xmlns:w10="urn:schemas-microsoft-com:office:word" xmlns:a="http://schemas.openxmlformats.org/drawingml/2006/main" xmlns:pic="http://schemas.openxmlformats.org/drawingml/2006/picture" xmlns:wp="http://schemas.openxmlformats.org/drawingml/2006/wordprocessingDrawing">
   <w:body>
-    <w:bookmarkStart w:id="24" w:name="X9441ea8cb657fb00ef7f0e84ba7a456b9701bcd"/>
+    <w:bookmarkStart w:id="21" w:name="X9441ea8cb657fb00ef7f0e84ba7a456b9701bcd"/>
     <w:p>
       <w:pPr>
         <w:pStyle w:val="Heading1"/>
@@ -101,7 +101,7 @@
         <w:pStyle w:val="BodyText"/>
       </w:pPr>
       <w:r>
-        <w:t xml:space="preserve">Journal: Ecology Applications</w:t>
+        <w:t xml:space="preserve">Type: Research Article</w:t>
       </w:r>
     </w:p>
     <w:p>
@@ -109,30 +109,34 @@
         <w:pStyle w:val="BodyText"/>
       </w:pPr>
       <w:r>
-        <w:t xml:space="preserve">Type: Method</w:t>
-      </w:r>
-    </w:p>
-    <w:p>
-      <w:pPr>
-        <w:pStyle w:val="BodyText"/>
-      </w:pPr>
-      <w:r>
         <w:t xml:space="preserve">keywords: developmental phenology; hatchR; local adaptation; R; reaction norm; Shiny</w:t>
       </w:r>
     </w:p>
-    <w:bookmarkStart w:id="23" w:name="open-research-policy"/>
-    <w:p>
-      <w:pPr>
-        <w:pStyle w:val="Heading3"/>
-      </w:pPr>
-      <w:r>
-        <w:t xml:space="preserve">Open Research Policy</w:t>
+    <w:p>
+      <w:r>
+        <w:br w:type="page"/>
+      </w:r>
+    </w:p>
+    <w:bookmarkEnd w:id="21"/>
+    <w:bookmarkStart w:id="22" w:name="abstract"/>
+    <w:p>
+      <w:pPr>
+        <w:pStyle w:val="Heading1"/>
+      </w:pPr>
+      <w:r>
+        <w:t xml:space="preserve">Abstract</w:t>
       </w:r>
     </w:p>
     <w:p>
       <w:pPr>
         <w:pStyle w:val="FirstParagraph"/>
       </w:pPr>
+      <w:r>
+        <w:t xml:space="preserve">Development in poikilothermic organisms is strongly temperature-dependent, particularly during early life stages prior to exogenous feeding. This thermally constrained physiology produces a near-mechanistic relationship between ambient temperature and developmental rate, allowing for predictive models of phenology. However, traditional models—often developed under constant laboratory temperatures—struggle to account for the variable thermal regimes experienced by wild populations. Effective value models were created to address this issue and are a framework that integrates daily temperature data to predict developmental timing under fluctuating conditions. Building on this foundation, the R package</w:t>
+      </w:r>
+      <w:r>
+        <w:t xml:space="preserve"> </w:t>
+      </w:r>
       <w:r>
         <w:rPr>
           <w:b/>
@@ -144,68 +148,7 @@
         <w:t xml:space="preserve"> </w:t>
       </w:r>
       <w:r>
-        <w:t xml:space="preserve">is an open-source software environment distributed via CRAN and additional details are hosted at software website (</w:t>
-      </w:r>
-      <w:hyperlink r:id="rId21">
-        <w:r>
-          <w:rPr>
-            <w:rStyle w:val="Hyperlink"/>
-          </w:rPr>
-          <w:t xml:space="preserve">https://bmait101.github.io/hatchR/</w:t>
-        </w:r>
-      </w:hyperlink>
-      <w:r>
-        <w:t xml:space="preserve">). Reproducible methods for this manuscript are available at the manuscript github (</w:t>
-      </w:r>
-      <w:hyperlink r:id="rId22">
-        <w:r>
-          <w:rPr>
-            <w:rStyle w:val="Hyperlink"/>
-          </w:rPr>
-          <w:t xml:space="preserve">https://github.com/morgan-sparks/hatchR_nonfish</w:t>
-        </w:r>
-      </w:hyperlink>
-      <w:r>
-        <w:t xml:space="preserve">) in the</w:t>
-      </w:r>
-      <w:r>
-        <w:t xml:space="preserve"> </w:t>
-      </w:r>
-      <w:r>
-        <w:rPr>
-          <w:rStyle w:val="VerbatimChar"/>
-        </w:rPr>
-        <w:t xml:space="preserve">paper.Rmd</w:t>
-      </w:r>
-      <w:r>
-        <w:t xml:space="preserve"> </w:t>
-      </w:r>
-      <w:r>
-        <w:t xml:space="preserve">file. The repository will become publicly archived with a DOI at acceptance of the manuscript.</w:t>
-      </w:r>
-    </w:p>
-    <w:p>
-      <w:r>
-        <w:br w:type="page"/>
-      </w:r>
-    </w:p>
-    <w:bookmarkEnd w:id="23"/>
-    <w:bookmarkEnd w:id="24"/>
-    <w:bookmarkStart w:id="25" w:name="abstract"/>
-    <w:p>
-      <w:pPr>
-        <w:pStyle w:val="Heading1"/>
-      </w:pPr>
-      <w:r>
-        <w:t xml:space="preserve">Abstract</w:t>
-      </w:r>
-    </w:p>
-    <w:p>
-      <w:pPr>
-        <w:pStyle w:val="FirstParagraph"/>
-      </w:pPr>
-      <w:r>
-        <w:t xml:space="preserve">Development in poikilothermic organisms is strongly temperature-dependent, particularly during early life stages prior to exogenous feeding. This thermally constrained physiology produces a near-mechanistic relationship between ambient temperature and developmental rate, allowing for predictive models of phenology. However, traditional models—often developed under constant laboratory temperatures—struggle to account for the variable thermal regimes experienced by wild populations. Effective value models were created to address this issue and are a framework that integrates daily temperature data to predict developmental timing under fluctuating conditions. Building on this foundation, the R package</w:t>
+        <w:t xml:space="preserve">was developed for fishes to operationalize the effective value model and enable its widespread application. In this paper, we expand the scope of</w:t>
       </w:r>
       <w:r>
         <w:t xml:space="preserve"> </w:t>
@@ -218,10 +161,7 @@
         <w:t xml:space="preserve">hatchR</w:t>
       </w:r>
       <w:r>
-        <w:t xml:space="preserve"> </w:t>
-      </w:r>
-      <w:r>
-        <w:t xml:space="preserve">was developed for fishes to operationalize the effective value model and enable its widespread application. In this paper, we expand the scope of</w:t>
+        <w:t xml:space="preserve">, demonstrating its applicability across a broad range of poikilothermic taxa including amphibians, reptiles, insects, crustaceans, copepods, and starfishes. We also illustrate how this framework supports both applied management goals—such as predicting hatching windows for conservation and monitoring—and basic research on ecological and evolutionary questions including phenological plasticity, thermal adaptation, and ecological interactions. By providing a generalizable, open-source tool,</w:t>
       </w:r>
       <w:r>
         <w:t xml:space="preserve"> </w:t>
@@ -234,7 +174,97 @@
         <w:t xml:space="preserve">hatchR</w:t>
       </w:r>
       <w:r>
-        <w:t xml:space="preserve">, demonstrating its applicability across a broad range of poikilothermic taxa including amphibians, reptiles, insects, crustaceans, copepods, and starfishes. We also illustrate how this framework supports both applied management goals—such as predicting hatching windows for conservation and monitoring—and basic research on ecological and evolutionary questions including phenological plasticity, thermal adaptation, and ecological interactions. By providing a generalizable, open-source tool,</w:t>
+        <w:t xml:space="preserve"> </w:t>
+      </w:r>
+      <w:r>
+        <w:t xml:space="preserve">bridges the gap between physiological theory and real-world application, offering a robust platform for predicting developmental phenology in diverse and changing environments.</w:t>
+      </w:r>
+    </w:p>
+    <w:p>
+      <w:r>
+        <w:br w:type="page"/>
+      </w:r>
+    </w:p>
+    <w:bookmarkEnd w:id="22"/>
+    <w:bookmarkStart w:id="24" w:name="introduction"/>
+    <w:p>
+      <w:pPr>
+        <w:pStyle w:val="Heading1"/>
+      </w:pPr>
+      <w:r>
+        <w:t xml:space="preserve">Introduction</w:t>
+      </w:r>
+    </w:p>
+    <w:p>
+      <w:pPr>
+        <w:pStyle w:val="FirstParagraph"/>
+      </w:pPr>
+      <w:r>
+        <w:t xml:space="preserve">Because poikilothermic organisms rely on external sources to regulate their body temperature, the physiological processes governing their growth and development are tightly coupled to ambient thermal conditions. This relationship is especially deterministic during early life stages prior to exogenous feeding, when metabolic rates are primarily governed by environmental temperatures, though modulated by genetic and maternal effects</w:t>
+      </w:r>
+      <w:r>
+        <w:t xml:space="preserve"> </w:t>
+      </w:r>
+      <w:r>
+        <w:t xml:space="preserve">(West-Eberhard 2003)</w:t>
+      </w:r>
+      <w:r>
+        <w:t xml:space="preserve">. Although the absolute rate of development can vary widely among species and populations, most poikilotherms exhibit a consistent and often non-linear thermal performance curve that describes development as a function of temperature</w:t>
+      </w:r>
+      <w:r>
+        <w:t xml:space="preserve"> </w:t>
+      </w:r>
+      <w:r>
+        <w:t xml:space="preserve">(Schoolfield et al. 1981, Angilletta Jr. 2006)</w:t>
+      </w:r>
+      <w:r>
+        <w:t xml:space="preserve">. These relationships can be effectively approximated with power law or exponential models that capture increasing developmental rates with rising temperature, up to a physiological optimum beyond which performance declines.</w:t>
+      </w:r>
+    </w:p>
+    <w:p>
+      <w:pPr>
+        <w:pStyle w:val="BodyText"/>
+      </w:pPr>
+      <w:r>
+        <w:t xml:space="preserve">Historically, models of developmental phenology in wild populations have relied on the accumulation of degree days (thermal sums) above a species-specific threshold. While widely used, degree-day models are fundamentally linear and fail to account for the non-linear nature of development, leading to biased predictions under fluctuating temperature regimes</w:t>
+      </w:r>
+      <w:r>
+        <w:t xml:space="preserve"> </w:t>
+      </w:r>
+      <w:r>
+        <w:t xml:space="preserve">(Neuheimer and Taggart 2007, Steel et al. 2012)</w:t>
+      </w:r>
+      <w:r>
+        <w:t xml:space="preserve">. This is particularly problematic for long-developing species or for organisms in variable climates, where embryos incubating at colder temperatures often require fewer thermal units to complete development than those incubating in warmer environments. Finally, developmental reaction norms may vary across populations due to local adaptation or phenotypic plasticity, further complicating predictions</w:t>
+      </w:r>
+      <w:r>
+        <w:t xml:space="preserve"> </w:t>
+      </w:r>
+      <w:r>
+        <w:t xml:space="preserve">(Angilletta Jr. 2009, Sparks et al. 2017)</w:t>
+      </w:r>
+      <w:r>
+        <w:t xml:space="preserve">.</w:t>
+      </w:r>
+    </w:p>
+    <w:p>
+      <w:pPr>
+        <w:pStyle w:val="BodyText"/>
+      </w:pPr>
+      <w:r>
+        <w:t xml:space="preserve">To address these limitations in fishes,</w:t>
+      </w:r>
+      <w:r>
+        <w:t xml:space="preserve"> </w:t>
+      </w:r>
+      <w:r>
+        <w:t xml:space="preserve">Sparks et al. (2019)</w:t>
+      </w:r>
+      <w:r>
+        <w:t xml:space="preserve"> </w:t>
+      </w:r>
+      <w:r>
+        <w:t xml:space="preserve">introduced the effective value model—an approach that captures the non-linear, temperature-dependent nature of development by integrating experimental data into a daily developmental rate function. Building on that work, the R package</w:t>
       </w:r>
       <w:r>
         <w:t xml:space="preserve"> </w:t>
@@ -250,94 +280,13 @@
         <w:t xml:space="preserve"> </w:t>
       </w:r>
       <w:r>
-        <w:t xml:space="preserve">bridges the gap between physiological theory and real-world application, offering a robust platform for predicting developmental phenology in diverse and changing environments.</w:t>
-      </w:r>
-    </w:p>
-    <w:p>
-      <w:r>
-        <w:br w:type="page"/>
-      </w:r>
-    </w:p>
-    <w:bookmarkEnd w:id="25"/>
-    <w:bookmarkStart w:id="27" w:name="introduction"/>
-    <w:p>
-      <w:pPr>
-        <w:pStyle w:val="Heading1"/>
-      </w:pPr>
-      <w:r>
-        <w:t xml:space="preserve">Introduction</w:t>
-      </w:r>
-    </w:p>
-    <w:p>
-      <w:pPr>
-        <w:pStyle w:val="FirstParagraph"/>
-      </w:pPr>
-      <w:r>
-        <w:t xml:space="preserve">Because poikilothermic organisms rely on external sources to regulate their body temperature, the physiological processes governing their growth and development are tightly coupled to ambient thermal conditions. This relationship is especially deterministic during early life stages prior to exogenous feeding, when metabolic rates are primarily governed by environmental temperatures, though modulated by genetic and maternal effects</w:t>
-      </w:r>
-      <w:r>
-        <w:t xml:space="preserve"> </w:t>
-      </w:r>
-      <w:r>
-        <w:t xml:space="preserve">(West-Eberhard 2003)</w:t>
-      </w:r>
-      <w:r>
-        <w:t xml:space="preserve">. Although the absolute rate of development can vary widely among species and populations, most poikilotherms exhibit a consistent and often non-linear thermal performance curve that describes development as a function of temperature</w:t>
-      </w:r>
-      <w:r>
-        <w:t xml:space="preserve"> </w:t>
-      </w:r>
-      <w:r>
-        <w:t xml:space="preserve">(Schoolfield et al. 1981, Angilletta Jr. 2006)</w:t>
-      </w:r>
-      <w:r>
-        <w:t xml:space="preserve">. These relationships can be effectively approximated with power law or exponential models that capture increasing developmental rates with rising temperature, up to a physiological optimum beyond which performance declines.</w:t>
-      </w:r>
-    </w:p>
-    <w:p>
-      <w:pPr>
-        <w:pStyle w:val="BodyText"/>
-      </w:pPr>
-      <w:r>
-        <w:t xml:space="preserve">Historically, models of developmental phenology in wild populations have relied on the accumulation of degree days (thermal sums) above a species-specific threshold. While widely used, degree-day models are fundamentally linear and fail to account for the non-linear nature of development, leading to biased predictions under fluctuating temperature regimes</w:t>
-      </w:r>
-      <w:r>
-        <w:t xml:space="preserve"> </w:t>
-      </w:r>
-      <w:r>
-        <w:t xml:space="preserve">(Neuheimer and Taggart 2007, Steel et al. 2012)</w:t>
-      </w:r>
-      <w:r>
-        <w:t xml:space="preserve">. This is particularly problematic for long-developing species or for organisms in variable climates, where embryos incubating at colder temperatures often require fewer thermal units to complete development than those incubating in warmer environments. Finally, developmental reaction norms may vary across populations due to local adaptation or phenotypic plasticity, further complicating predictions</w:t>
-      </w:r>
-      <w:r>
-        <w:t xml:space="preserve"> </w:t>
-      </w:r>
-      <w:r>
-        <w:t xml:space="preserve">(Angilletta Jr. 2009, Sparks et al. 2017)</w:t>
-      </w:r>
-      <w:r>
-        <w:t xml:space="preserve">.</w:t>
-      </w:r>
-    </w:p>
-    <w:p>
-      <w:pPr>
-        <w:pStyle w:val="BodyText"/>
-      </w:pPr>
-      <w:r>
-        <w:t xml:space="preserve">To address these limitations in fishes,</w:t>
-      </w:r>
-      <w:r>
-        <w:t xml:space="preserve"> </w:t>
-      </w:r>
-      <w:r>
-        <w:t xml:space="preserve">Sparks et al. (2019)</w:t>
-      </w:r>
-      <w:r>
-        <w:t xml:space="preserve"> </w:t>
-      </w:r>
-      <w:r>
-        <w:t xml:space="preserve">introduced the effective value model—an approach that captures the non-linear, temperature-dependent nature of development by integrating experimental data into a daily developmental rate function. Building on that work, the R package</w:t>
+        <w:t xml:space="preserve">(Sparks et al. 2025)</w:t>
+      </w:r>
+      <w:r>
+        <w:t xml:space="preserve"> </w:t>
+      </w:r>
+      <w:r>
+        <w:t xml:space="preserve">was developed to operationalize the effective value framework and make it accessible to researchers and managers.</w:t>
       </w:r>
       <w:r>
         <w:t xml:space="preserve"> </w:t>
@@ -353,13 +302,26 @@
         <w:t xml:space="preserve"> </w:t>
       </w:r>
       <w:r>
-        <w:t xml:space="preserve">(Sparks et al. 2025)</w:t>
-      </w:r>
-      <w:r>
-        <w:t xml:space="preserve"> </w:t>
-      </w:r>
-      <w:r>
-        <w:t xml:space="preserve">was developed to operationalize the effective value framework and make it accessible to researchers and managers.</w:t>
+        <w:t xml:space="preserve">uses temperature-performance curves generated from lab-based thermal rearing trials to estimate the proportion of development achieved each day under observed temperature conditions. These daily contributions are summed until a cumulative threshold is reached, marking the completion of a developmental stage. The package includes both an R-based workflow and a user-friendly Shiny web interface to facilitate broad adoption across research and management communities (</w:t>
+      </w:r>
+      <w:hyperlink r:id="rId23">
+        <w:r>
+          <w:rPr>
+            <w:rStyle w:val="Hyperlink"/>
+          </w:rPr>
+          <w:t xml:space="preserve">https://bmait101.github.io/hatchR/index.html</w:t>
+        </w:r>
+      </w:hyperlink>
+      <w:r>
+        <w:t xml:space="preserve">).</w:t>
+      </w:r>
+    </w:p>
+    <w:p>
+      <w:pPr>
+        <w:pStyle w:val="BodyText"/>
+      </w:pPr>
+      <w:r>
+        <w:t xml:space="preserve">While</w:t>
       </w:r>
       <w:r>
         <w:t xml:space="preserve"> </w:t>
@@ -375,26 +337,7 @@
         <w:t xml:space="preserve"> </w:t>
       </w:r>
       <w:r>
-        <w:t xml:space="preserve">uses temperature-performance curves generated from lab-based thermal rearing trials to estimate the proportion of development achieved each day under observed temperature conditions. These daily contributions are summed until a cumulative threshold is reached (typically 1.0), marking the completion of a developmental stage. The package includes both an R-based workflow and a user-friendly Shiny web interface to facilitate broad adoption across research and management communities (</w:t>
-      </w:r>
-      <w:hyperlink r:id="rId26">
-        <w:r>
-          <w:rPr>
-            <w:rStyle w:val="Hyperlink"/>
-          </w:rPr>
-          <w:t xml:space="preserve">https://bmait101.github.io/hatchR/index.html</w:t>
-        </w:r>
-      </w:hyperlink>
-      <w:r>
-        <w:t xml:space="preserve">).</w:t>
-      </w:r>
-    </w:p>
-    <w:p>
-      <w:pPr>
-        <w:pStyle w:val="BodyText"/>
-      </w:pPr>
-      <w:r>
-        <w:t xml:space="preserve">While</w:t>
+        <w:t xml:space="preserve">was originally developed for coldwater fishes, the approach is broadly applicable to any poikilothermic organism whose development conforms to a monotonic or unimodal temperature–rate relationship, including many amphibians, reptiles, and invertebrates. In this manuscript, we expand the taxonomic scope of</w:t>
       </w:r>
       <w:r>
         <w:t xml:space="preserve"> </w:t>
@@ -407,10 +350,7 @@
         <w:t xml:space="preserve">hatchR</w:t>
       </w:r>
       <w:r>
-        <w:t xml:space="preserve"> </w:t>
-      </w:r>
-      <w:r>
-        <w:t xml:space="preserve">was originally developed for coldwater fishes, the approach is broadly applicable to any poikilothermic organism whose development conforms to a monotonic or unimodal temperature–rate relationship, including many amphibians, reptiles, and invertebrates. In this manuscript, we expand the taxonomic scope of</w:t>
+        <w:t xml:space="preserve">, compiling thermal developmental data from the literature and demonstrating how effective value models can be applied to diverse taxa. We also present three case studies illustrating how</w:t>
       </w:r>
       <w:r>
         <w:t xml:space="preserve"> </w:t>
@@ -423,19 +363,6 @@
         <w:t xml:space="preserve">hatchR</w:t>
       </w:r>
       <w:r>
-        <w:t xml:space="preserve">, compiling thermal developmental data from the literature and demonstrating how effective value modeling can be applied to diverse taxa. We also present three case studies illustrating how</w:t>
-      </w:r>
-      <w:r>
-        <w:t xml:space="preserve"> </w:t>
-      </w:r>
-      <w:r>
-        <w:rPr>
-          <w:b/>
-          <w:bCs/>
-        </w:rPr>
-        <w:t xml:space="preserve">hatchR</w:t>
-      </w:r>
-      <w:r>
         <w:t xml:space="preserve"> </w:t>
       </w:r>
       <w:r>
@@ -451,8 +378,8 @@
         <w:t xml:space="preserve">.</w:t>
       </w:r>
     </w:p>
-    <w:bookmarkEnd w:id="27"/>
-    <w:bookmarkStart w:id="31" w:name="methods"/>
+    <w:bookmarkEnd w:id="24"/>
+    <w:bookmarkStart w:id="28" w:name="methods"/>
     <w:p>
       <w:pPr>
         <w:pStyle w:val="Heading1"/>
@@ -461,7 +388,7 @@
         <w:t xml:space="preserve">Methods</w:t>
       </w:r>
     </w:p>
-    <w:bookmarkStart w:id="28" w:name="effective-value-models"/>
+    <w:bookmarkStart w:id="25" w:name="effective-value-models"/>
     <w:p>
       <w:pPr>
         <w:pStyle w:val="Heading2"/>
@@ -475,22 +402,25 @@
         <w:pStyle w:val="FirstParagraph"/>
       </w:pPr>
       <w:r>
-        <w:t xml:space="preserve">Effective value models estimate developmental progress based on empirically derived relationships between temperature and development rate. These relationships are typically parameterized by raising organisms at multiple constant temperatures in laboratory settings, then fitting a non-linear function that captures the temperature-dependence of development. This function can then be reciprocated to produce daily</w:t>
-      </w:r>
-      <w:r>
-        <w:t xml:space="preserve"> </w:t>
-      </w:r>
-      <w:r>
-        <w:t xml:space="preserve">“</w:t>
-      </w:r>
-      <w:r>
-        <w:t xml:space="preserve">effective values</w:t>
-      </w:r>
-      <w:r>
-        <w:t xml:space="preserve">”</w:t>
-      </w:r>
-      <w:r>
-        <w:t xml:space="preserve">—units of development—that accumulate over time.</w:t>
+        <w:t xml:space="preserve">Effective value models estimate developmental progress based on empirically derived relationships between temperature and development rate. These relationships are typically parameterized by raising organisms at multiple constant temperatures in laboratory settings, then fitting a non-linear function that captures the temperature-dependence of development (see Table 1 for examples). This function can then be reciprocated to produce daily</w:t>
+      </w:r>
+      <w:r>
+        <w:t xml:space="preserve"> </w:t>
+      </w:r>
+      <w:r>
+        <w:t xml:space="preserve">“effective values”</w:t>
+      </w:r>
+      <w:r>
+        <w:t xml:space="preserve">—units of development—that accumulate over time</w:t>
+      </w:r>
+      <w:r>
+        <w:t xml:space="preserve"> </w:t>
+      </w:r>
+      <w:r>
+        <w:t xml:space="preserve">(Sparks et al. 2019)</w:t>
+      </w:r>
+      <w:r>
+        <w:t xml:space="preserve">.</w:t>
       </w:r>
     </w:p>
     <w:p>
@@ -588,8 +518,8 @@
           <m:d>
             <m:dPr>
               <m:begChr m:val="("/>
+              <m:sepChr m:val=""/>
               <m:endChr m:val=")"/>
-              <m:sepChr m:val=""/>
               <m:grow/>
             </m:dPr>
             <m:e>
@@ -641,8 +571,8 @@
               <m:d>
                 <m:dPr>
                   <m:begChr m:val="("/>
+                  <m:sepChr m:val=""/>
                   <m:endChr m:val=")"/>
-                  <m:sepChr m:val=""/>
                   <m:grow/>
                 </m:dPr>
                 <m:e>
@@ -866,6 +796,48 @@
         <w:pStyle w:val="FirstParagraph"/>
       </w:pPr>
       <w:r>
+        <w:t xml:space="preserve">While effective value models are premised on experimental data, often using fixed temperature treatments, because they accurately account for the daily contribution to development, they may be applied to fluctuating regimes.</w:t>
+      </w:r>
+      <w:r>
+        <w:t xml:space="preserve"> </w:t>
+      </w:r>
+      <w:r>
+        <w:t xml:space="preserve">Sparks (2016)</w:t>
+      </w:r>
+      <w:r>
+        <w:t xml:space="preserve"> </w:t>
+      </w:r>
+      <w:r>
+        <w:t xml:space="preserve">reparameterized model 2 from</w:t>
+      </w:r>
+      <w:r>
+        <w:t xml:space="preserve"> </w:t>
+      </w:r>
+      <w:r>
+        <w:t xml:space="preserve">Beacham and Murray (1990)</w:t>
+      </w:r>
+      <w:r>
+        <w:t xml:space="preserve"> </w:t>
+      </w:r>
+      <w:r>
+        <w:t xml:space="preserve">for western Alaskan sockeye salmon (</w:t>
+      </w:r>
+      <w:r>
+        <w:rPr>
+          <w:i/>
+          <w:iCs/>
+        </w:rPr>
+        <w:t xml:space="preserve">Oncorhynchus nerka</w:t>
+      </w:r>
+      <w:r>
+        <w:t xml:space="preserve">) using common garden data and demonstrated how effective value models can be parameterized using average temperatures over the course of development to predict hatch timing for embryos receiving daily fluctuating temperatures.</w:t>
+      </w:r>
+    </w:p>
+    <w:p>
+      <w:pPr>
+        <w:pStyle w:val="BodyText"/>
+      </w:pPr>
+      <w:r>
         <w:t xml:space="preserve">To illustrate this process, we developed a custom effective value model for the coastal tailed frog (</w:t>
       </w:r>
       <w:r>
@@ -947,8 +919,8 @@
         <w:t xml:space="preserve">function, enabling flexibility for taxa or traits that require alternative temperature-development functions.</w:t>
       </w:r>
     </w:p>
-    <w:bookmarkEnd w:id="28"/>
-    <w:bookmarkStart w:id="29" w:name="data-input-and-quality-checks"/>
+    <w:bookmarkEnd w:id="25"/>
+    <w:bookmarkStart w:id="26" w:name="data-input-and-quality-checks"/>
     <w:p>
       <w:pPr>
         <w:pStyle w:val="Heading2"/>
@@ -1036,8 +1008,8 @@
         <w:t xml:space="preserve">to ensure there are no gaps or anomalies in the temperature record.</w:t>
       </w:r>
     </w:p>
-    <w:bookmarkEnd w:id="29"/>
-    <w:bookmarkStart w:id="30" w:name="predicting-phenology"/>
+    <w:bookmarkEnd w:id="26"/>
+    <w:bookmarkStart w:id="27" w:name="predicting-phenology"/>
     <w:p>
       <w:pPr>
         <w:pStyle w:val="Heading2"/>
@@ -1106,41 +1078,7 @@
         <w:t xml:space="preserve"> </w:t>
       </w:r>
       <w:r>
-        <w:t xml:space="preserve">function works in reverse—estimating the likely date of a reproductive event based on a known or observed hatch/emergence date. This is especially useful for retrospective analyses or for estimating breeding windows from field observations.</w:t>
-      </w:r>
-    </w:p>
-    <w:bookmarkEnd w:id="30"/>
-    <w:bookmarkEnd w:id="31"/>
-    <w:bookmarkStart w:id="35" w:name="case-studies"/>
-    <w:p>
-      <w:pPr>
-        <w:pStyle w:val="Heading1"/>
-      </w:pPr>
-      <w:r>
-        <w:t xml:space="preserve">Case studies</w:t>
-      </w:r>
-    </w:p>
-    <w:p>
-      <w:pPr>
-        <w:pStyle w:val="FirstParagraph"/>
-      </w:pPr>
-      <w:r>
-        <w:t xml:space="preserve">The effective value modeling framework is broadly applicable across poikilothermic taxa and can be used to address a wide array of ecological, evolutionary, and management questions. While this manuscript focuses on three illustrative case studies, many additional opportunities exist. We provide a non-exhaustive compilation of species for which thermal developmental data are available in the peer-reviewed or grey literature (Table 1). These sources can be used to parameterize custom models via the</w:t>
-      </w:r>
-      <w:r>
-        <w:t xml:space="preserve"> </w:t>
-      </w:r>
-      <w:r>
-        <w:rPr>
-          <w:rStyle w:val="VerbatimChar"/>
-        </w:rPr>
-        <w:t xml:space="preserve">fit_model()</w:t>
-      </w:r>
-      <w:r>
-        <w:t xml:space="preserve"> </w:t>
-      </w:r>
-      <w:r>
-        <w:t xml:space="preserve">function in</w:t>
+        <w:t xml:space="preserve">function works in reverse—estimating the likely date of a reproductive event based on a known or observed hatch/emergence date. This is especially useful for retrospective analyses or for estimating breeding windows from field observations. To run models in</w:t>
       </w:r>
       <w:r>
         <w:t xml:space="preserve"> </w:t>
@@ -1153,16 +1091,75 @@
         <w:t xml:space="preserve">hatchR</w:t>
       </w:r>
       <w:r>
-        <w:t xml:space="preserve">, allowing users to build tailored effective value models for diverse taxa. The examples span seven taxonomic classes—amphibians, reptiles, insects, crustaceans, copepods, cephalopods, and asteroids (starfishes) —and demonstrate the breadth of systems to which this approach can be applied. While the case studies we present here are intended as proof-of-concept, we anticipate that applications will continue to expand alongside the growing availability of temperature–development datasets.</w:t>
-      </w:r>
-    </w:p>
-    <w:bookmarkStart w:id="32" w:name="X334f715e53d1bdc588a68ff6fffa52905048556"/>
-    <w:p>
-      <w:pPr>
-        <w:pStyle w:val="Heading2"/>
-      </w:pPr>
-      <w:r>
-        <w:t xml:space="preserve">Ecological Application: Spatial and Temporal Trends in Development</w:t>
+        <w:t xml:space="preserve"> </w:t>
+      </w:r>
+      <w:r>
+        <w:t xml:space="preserve">users need to provide:</w:t>
+      </w:r>
+    </w:p>
+    <w:p>
+      <w:pPr>
+        <w:pStyle w:val="Compact"/>
+        <w:numPr>
+          <w:ilvl w:val="0"/>
+          <w:numId w:val="1001"/>
+        </w:numPr>
+      </w:pPr>
+      <w:r>
+        <w:t xml:space="preserve">Some record of temperatures that can be summarized to a average daily time-step.</w:t>
+      </w:r>
+    </w:p>
+    <w:p>
+      <w:pPr>
+        <w:pStyle w:val="Compact"/>
+        <w:numPr>
+          <w:ilvl w:val="0"/>
+          <w:numId w:val="1001"/>
+        </w:numPr>
+      </w:pPr>
+      <w:r>
+        <w:t xml:space="preserve">A date that overlaps with the temperature record for when mating (</w:t>
+      </w:r>
+      <w:r>
+        <w:rPr>
+          <w:rStyle w:val="VerbatimChar"/>
+        </w:rPr>
+        <w:t xml:space="preserve">predict_phenology()</w:t>
+      </w:r>
+      <w:r>
+        <w:t xml:space="preserve">) or development (</w:t>
+      </w:r>
+      <w:r>
+        <w:rPr>
+          <w:rStyle w:val="VerbatimChar"/>
+        </w:rPr>
+        <w:t xml:space="preserve">predict_spawn()</w:t>
+      </w:r>
+      <w:r>
+        <w:t xml:space="preserve">) occurred.</w:t>
+      </w:r>
+    </w:p>
+    <w:p>
+      <w:pPr>
+        <w:pStyle w:val="Compact"/>
+        <w:numPr>
+          <w:ilvl w:val="0"/>
+          <w:numId w:val="1001"/>
+        </w:numPr>
+      </w:pPr>
+      <w:r>
+        <w:t xml:space="preserve">Experimental data to create custom effective value model parameterizations (or, in the case of some fishes, use included models).</w:t>
+      </w:r>
+    </w:p>
+    <w:bookmarkEnd w:id="27"/>
+    <w:bookmarkEnd w:id="28"/>
+    <w:bookmarkStart w:id="32" w:name="case-studies"/>
+    <w:p>
+      <w:pPr>
+        <w:pStyle w:val="Heading1"/>
+      </w:pPr>
+      <w:r>
+        <w:t xml:space="preserve">Case studies</w:t>
       </w:r>
     </w:p>
     <w:p>
@@ -1170,16 +1167,34 @@
         <w:pStyle w:val="FirstParagraph"/>
       </w:pPr>
       <w:r>
-        <w:t xml:space="preserve">Examining variation in development across space and time is critical to understand how organisms respond to ecological factors such as variable climates</w:t>
-      </w:r>
-      <w:r>
-        <w:t xml:space="preserve"> </w:t>
-      </w:r>
-      <w:r>
-        <w:t xml:space="preserve">(Pinsky et al. 2019)</w:t>
-      </w:r>
-      <w:r>
-        <w:t xml:space="preserve">. Here, we demonstrate an application of</w:t>
+        <w:t xml:space="preserve">The effective value modeling framework is broadly applicable across poikilothermic taxa and can be used to address a wide array of ecological, evolutionary, and management questions (see for example work window planning in</w:t>
+      </w:r>
+      <w:r>
+        <w:t xml:space="preserve"> </w:t>
+      </w:r>
+      <w:r>
+        <w:t xml:space="preserve">Sparks et al. (2026)</w:t>
+      </w:r>
+      <w:r>
+        <w:t xml:space="preserve"> </w:t>
+      </w:r>
+      <w:r>
+        <w:t xml:space="preserve">during a sensitive developmental period). While this manuscript focuses on three illustrative case studies, many additional opportunities exist. We provide a non-exhaustive compilation of species for which thermal developmental data are available in the peer-reviewed or grey literature (Table 1). These sources can be used to parameterize custom models via the</w:t>
+      </w:r>
+      <w:r>
+        <w:t xml:space="preserve"> </w:t>
+      </w:r>
+      <w:r>
+        <w:rPr>
+          <w:rStyle w:val="VerbatimChar"/>
+        </w:rPr>
+        <w:t xml:space="preserve">fit_model()</w:t>
+      </w:r>
+      <w:r>
+        <w:t xml:space="preserve"> </w:t>
+      </w:r>
+      <w:r>
+        <w:t xml:space="preserve">function in</w:t>
       </w:r>
       <w:r>
         <w:t xml:space="preserve"> </w:t>
@@ -1195,6 +1210,48 @@
         <w:t xml:space="preserve"> </w:t>
       </w:r>
       <w:r>
+        <w:t xml:space="preserve">(as demonstrated in Figure 1), allowing users to build tailored effective value models for diverse taxa. The examples span seven taxonomic classes—amphibians, reptiles, insects, crustaceans, copepods, cephalopods, and asteroids (starfishes) —and demonstrate the breadth of systems to which this approach can be applied. While the case studies we present here are intended as proof-of-concept, we anticipate that applications will continue to expand alongside the growing availability of temperature–development datasets.</w:t>
+      </w:r>
+    </w:p>
+    <w:bookmarkStart w:id="29" w:name="X334f715e53d1bdc588a68ff6fffa52905048556"/>
+    <w:p>
+      <w:pPr>
+        <w:pStyle w:val="Heading2"/>
+      </w:pPr>
+      <w:r>
+        <w:t xml:space="preserve">Ecological Application: Spatial and Temporal Trends in Development</w:t>
+      </w:r>
+    </w:p>
+    <w:p>
+      <w:pPr>
+        <w:pStyle w:val="FirstParagraph"/>
+      </w:pPr>
+      <w:r>
+        <w:t xml:space="preserve">Examining variation in development across space and time is critical to understand how organisms respond to ecological factors such as variable climates</w:t>
+      </w:r>
+      <w:r>
+        <w:t xml:space="preserve"> </w:t>
+      </w:r>
+      <w:r>
+        <w:t xml:space="preserve">(Pinsky et al. 2019)</w:t>
+      </w:r>
+      <w:r>
+        <w:t xml:space="preserve">. Here, we demonstrate an application of</w:t>
+      </w:r>
+      <w:r>
+        <w:t xml:space="preserve"> </w:t>
+      </w:r>
+      <w:r>
+        <w:rPr>
+          <w:b/>
+          <w:bCs/>
+        </w:rPr>
+        <w:t xml:space="preserve">hatchR</w:t>
+      </w:r>
+      <w:r>
+        <w:t xml:space="preserve"> </w:t>
+      </w:r>
+      <w:r>
         <w:t xml:space="preserve">to predict hatching times from a spatio-temporally extensive dataset. Using these predictions, we then show how one can examine putative drivers of variation in development and discuss their application in forecasting future responses.</w:t>
       </w:r>
     </w:p>
@@ -1213,7 +1270,7 @@
         <w:t xml:space="preserve">A. truei</w:t>
       </w:r>
       <w:r>
-        <w:t xml:space="preserve">) across their range in the Pacific Northwest. Using oviposition estimates from</w:t>
+        <w:t xml:space="preserve">) across their range in the Pacific Northwest. Using spatially- and temporally-varying oviposition records from</w:t>
       </w:r>
       <w:r>
         <w:t xml:space="preserve"> </w:t>
@@ -1225,7 +1282,7 @@
         <w:t xml:space="preserve"> </w:t>
       </w:r>
       <w:r>
-        <w:t xml:space="preserve">(unpublished data) and our earlier parameterized effective value model (Figure 1), we simulated daily development across 30 years (1991-2020) using modeled stream temperature data from</w:t>
+        <w:t xml:space="preserve">(Karraker, personal communication) and our earlier parameterized effective value model (Figure 1), we modeled daily development across 30 years (1991-2020) using modeled stream temperature data from</w:t>
       </w:r>
       <w:r>
         <w:t xml:space="preserve"> </w:t>
@@ -1255,7 +1312,7 @@
         <w:t xml:space="preserve">i.e.</w:t>
       </w:r>
       <w:r>
-        <w:t xml:space="preserve">, COMIDs) nested within four mountain ranges: Olympic National Park, the Cascade Mountains, the Siskiyou Mountains, and the Willapa Hills. Each COMID had between 20 and 30 years of predictions.</w:t>
+        <w:t xml:space="preserve">, COMIDs from the National Hydrogrpahy Dataset) nested within four mountain ranges: Olympic National Park, the Cascade Mountains, the Siskiyou Mountains, and the Willapa Hills. Each COMID had between 20 and 30 years of predictions.</w:t>
       </w:r>
     </w:p>
     <w:p>
@@ -1263,7 +1320,7 @@
         <w:pStyle w:val="BodyText"/>
       </w:pPr>
       <w:r>
-        <w:t xml:space="preserve">We evaluated eight candidate linear models that varied in the inclusion and interaction of year, COMID, and mountain range effects. Based on adjusted R², AICc, and RMSE, the best-supported model included year and COMID as additive fixed effects: days_to_hatch ~ year + comid.</w:t>
+        <w:t xml:space="preserve">We evaluated eight candidate linear models that varied in the inclusion and interaction of year, stream reach, and mountain range effects. Based on adjusted R², AICc, and RMSE, the best-supported model included year and stream reach (COMID) as additive fixed effects: days_to_hatch ~ year + COMID.</w:t>
       </w:r>
     </w:p>
     <w:p>
@@ -1271,7 +1328,7 @@
         <w:pStyle w:val="BodyText"/>
       </w:pPr>
       <w:r>
-        <w:t xml:space="preserve">This model explained ~87% of the variation in developmental timing (adjusted R² = 0.866), with year having a significant weak and negative effect (-0.06 days/year, p = 0.001), indicating an overall trend toward faster development consistent with regional warming (Figure 2A). COMID effects captured the persistent differences in thermal regimes among streams, with estimated marginal means ranging from ~15 to ~44 days to hatch across sites (Figure 2B).</w:t>
+        <w:t xml:space="preserve">This model explained ~87% of the variation in developmental timing (adjusted R² = 0.866), with year having a significant weak and negative effect (-0.06 days/year, p = 0.001), indicating an overall trend toward faster development consistent with regional warming (Figure 2A). Stream reach effects captured the persistent differences in thermal regimes among streams, with estimated marginal means ranging from ~15 to ~44 days to hatch across sites (Figure 2B).</w:t>
       </w:r>
     </w:p>
     <w:p>
@@ -1298,8 +1355,8 @@
         <w:t xml:space="preserve">to detect spatiotemporal phenological variation and forecast potential shifts under shifting climate patterns.</w:t>
       </w:r>
     </w:p>
-    <w:bookmarkEnd w:id="32"/>
-    <w:bookmarkStart w:id="33" w:name="Xa60655d3efe81d9558e26e2ae09fcc99fc53539"/>
+    <w:bookmarkEnd w:id="29"/>
+    <w:bookmarkStart w:id="30" w:name="Xa60655d3efe81d9558e26e2ae09fcc99fc53539"/>
     <w:p>
       <w:pPr>
         <w:pStyle w:val="Heading2"/>
@@ -1473,8 +1530,8 @@
         <w:t xml:space="preserve">can be used to explore evolutionary and ecological differences in thermal sensitivity across species. When combined with phylogenetic or trait-based analyses, such reaction norms can reveal how developmental strategies align with species’ ecological niches, helping to explain the persistence of closely related species across thermal gradients.</w:t>
       </w:r>
     </w:p>
-    <w:bookmarkEnd w:id="33"/>
-    <w:bookmarkStart w:id="34" w:name="Xd9357b1ffd9d0b8cc15d3be4ec5defe3efeec4e"/>
+    <w:bookmarkEnd w:id="30"/>
+    <w:bookmarkStart w:id="31" w:name="Xd9357b1ffd9d0b8cc15d3be4ec5defe3efeec4e"/>
     <w:p>
       <w:pPr>
         <w:pStyle w:val="Heading2"/>
@@ -1567,9 +1624,9 @@
         <w:t xml:space="preserve">can be used to explore the intersection of developmental plasticity and local adaptation in a novel framework. Such applications are useful for disentangling the genetic basis of thermal sensitivity, anticipating geographic responses to changing temperatures, and informing population-specific management strategies.</w:t>
       </w:r>
     </w:p>
-    <w:bookmarkEnd w:id="34"/>
-    <w:bookmarkEnd w:id="35"/>
-    <w:bookmarkStart w:id="36" w:name="discussion"/>
+    <w:bookmarkEnd w:id="31"/>
+    <w:bookmarkEnd w:id="32"/>
+    <w:bookmarkStart w:id="33" w:name="discussion"/>
     <w:p>
       <w:pPr>
         <w:pStyle w:val="Heading1"/>
@@ -1582,12 +1639,6 @@
       <w:pPr>
         <w:pStyle w:val="FirstParagraph"/>
       </w:pPr>
-      <w:r>
-        <w:t xml:space="preserve">Although originally developed for fishes,</w:t>
-      </w:r>
-      <w:r>
-        <w:t xml:space="preserve"> </w:t>
-      </w:r>
       <w:r>
         <w:rPr>
           <w:b/>
@@ -1710,7 +1761,59 @@
         <w:pStyle w:val="BodyText"/>
       </w:pPr>
       <w:r>
-        <w:t xml:space="preserve">We also encourage users to carefully consider how models are parameterized. As discussed in greater detail in documentation for</w:t>
+        <w:t xml:space="preserve">We attempted to validate models with phenological data from wild popualtions, but we found no examples where we could parameterize a model at the population-level and then use it to predict phenology for which that population had empirical data in the wild.</w:t>
+      </w:r>
+      <w:r>
+        <w:t xml:space="preserve"> </w:t>
+      </w:r>
+      <w:r>
+        <w:t xml:space="preserve">Sparks (2016)</w:t>
+      </w:r>
+      <w:r>
+        <w:t xml:space="preserve"> </w:t>
+      </w:r>
+      <w:r>
+        <w:t xml:space="preserve">demonstrated the utility of this approach with fluctuating temperature regimes mimicking empirical developmental regimes in lab settings, finding perfect concordance with mean hatching response. However, these models have yet to be verified</w:t>
+      </w:r>
+      <w:r>
+        <w:t xml:space="preserve"> </w:t>
+      </w:r>
+      <w:r>
+        <w:rPr>
+          <w:i/>
+          <w:iCs/>
+        </w:rPr>
+        <w:t xml:space="preserve">in situ</w:t>
+      </w:r>
+      <w:r>
+        <w:t xml:space="preserve"> </w:t>
+      </w:r>
+      <w:r>
+        <w:t xml:space="preserve">with parameterizations that can account for differences driven by local adaptation or other factors that may drive developmental rates. We believe the paucity of these data is driven by the difficulty in parameterizing and applying models for wild populations—a problem we believe</w:t>
+      </w:r>
+      <w:r>
+        <w:t xml:space="preserve"> </w:t>
+      </w:r>
+      <w:r>
+        <w:rPr>
+          <w:b/>
+          <w:bCs/>
+        </w:rPr>
+        <w:t xml:space="preserve">hatchR</w:t>
+      </w:r>
+      <w:r>
+        <w:t xml:space="preserve"> </w:t>
+      </w:r>
+      <w:r>
+        <w:t xml:space="preserve">is well positioned to address.</w:t>
+      </w:r>
+    </w:p>
+    <w:p>
+      <w:pPr>
+        <w:pStyle w:val="BodyText"/>
+      </w:pPr>
+      <w:r>
+        <w:t xml:space="preserve">We encourage users to carefully consider how models are parameterized. As discussed in greater detail in documentation for</w:t>
       </w:r>
       <w:r>
         <w:t xml:space="preserve"> </w:t>
@@ -1826,8 +1929,8 @@
         <w:t xml:space="preserve">.</w:t>
       </w:r>
     </w:p>
-    <w:bookmarkEnd w:id="36"/>
-    <w:bookmarkStart w:id="37" w:name="conclusion"/>
+    <w:bookmarkEnd w:id="33"/>
+    <w:bookmarkStart w:id="34" w:name="conclusion"/>
     <w:p>
       <w:pPr>
         <w:pStyle w:val="Heading1"/>
@@ -1840,12 +1943,6 @@
       <w:pPr>
         <w:pStyle w:val="FirstParagraph"/>
       </w:pPr>
-      <w:r>
-        <w:t xml:space="preserve">Although initially developed for fishes,</w:t>
-      </w:r>
-      <w:r>
-        <w:t xml:space="preserve"> </w:t>
-      </w:r>
       <w:r>
         <w:rPr>
           <w:b/>
@@ -1876,14 +1973,68 @@
         <w:t xml:space="preserve">will be increasingly valuable for anticipating the ecological and evolutionary consequences of variable climates. While we provide numerous species-level parameterizations and demonstrate a set of representative case studies, the full range of possible applications—across taxa, ecosystems, and educational settings—extends far beyond what we present here.</w:t>
       </w:r>
     </w:p>
+    <w:bookmarkEnd w:id="34"/>
+    <w:bookmarkStart w:id="35" w:name="acknowledgements"/>
+    <w:p>
+      <w:pPr>
+        <w:pStyle w:val="Heading1"/>
+      </w:pPr>
+      <w:r>
+        <w:t xml:space="preserve">Acknowledgements</w:t>
+      </w:r>
+    </w:p>
+    <w:p>
+      <w:pPr>
+        <w:pStyle w:val="FirstParagraph"/>
+      </w:pPr>
+      <w:r>
+        <w:t xml:space="preserve">We thank N. Karraker, D. Pilliod, M. Hayes, R.B. Bury, and B. Norman for their help in translating sites for the tailed frog example to locations that could be aligned with COMIDs. D. Horan helped organize GPS locations into COMIDs. The views expressed in this manuscript are those of the authors and do not necessarily represent the views or policies of USFS. Any mention of trade names, products, or services does not imply an endorsement by the U.S. government or USFS. USFS does not endorse any commercial products, services or enterprises.</w:t>
+      </w:r>
+    </w:p>
+    <w:bookmarkEnd w:id="35"/>
+    <w:bookmarkStart w:id="36" w:name="author-contributions"/>
+    <w:p>
+      <w:pPr>
+        <w:pStyle w:val="Heading1"/>
+      </w:pPr>
+      <w:r>
+        <w:t xml:space="preserve">Author Contributions</w:t>
+      </w:r>
+    </w:p>
+    <w:p>
+      <w:pPr>
+        <w:pStyle w:val="FirstParagraph"/>
+      </w:pPr>
+      <w:r>
+        <w:t xml:space="preserve">Morgan Sparks and Bryan Maitland developed the software and conceived the manuscript. All authors collected data sources and wrote and edited the manuscript.</w:t>
+      </w:r>
+    </w:p>
+    <w:bookmarkEnd w:id="36"/>
+    <w:bookmarkStart w:id="37" w:name="conflict-of-interest-statement"/>
+    <w:p>
+      <w:pPr>
+        <w:pStyle w:val="Heading1"/>
+      </w:pPr>
+      <w:r>
+        <w:t xml:space="preserve">Conflict of Interest Statement</w:t>
+      </w:r>
+    </w:p>
+    <w:p>
+      <w:pPr>
+        <w:pStyle w:val="FirstParagraph"/>
+      </w:pPr>
+      <w:r>
+        <w:t xml:space="preserve">The authors declare no known conflicts of interest.</w:t>
+      </w:r>
+    </w:p>
     <w:bookmarkEnd w:id="37"/>
-    <w:bookmarkStart w:id="38" w:name="acknowledgements"/>
+    <w:bookmarkStart w:id="40" w:name="data-accessibility"/>
     <w:p>
       <w:pPr>
         <w:pStyle w:val="Heading1"/>
       </w:pPr>
       <w:r>
-        <w:t xml:space="preserve">Acknowledgements</w:t>
+        <w:t xml:space="preserve">Data Accessibility</w:t>
       </w:r>
     </w:p>
     <w:p>
@@ -1891,56 +2042,67 @@
         <w:pStyle w:val="FirstParagraph"/>
       </w:pPr>
       <w:r>
-        <w:t xml:space="preserve">We thank N. Karraker, D. Pilliod, M. Hayes, R.B. Bury, and B. Norman for their help in translating sites for the tailed frog example to locations that could be aligned with COMIDs. D. Horan helped organize GPS locations into COMIDs. The views expressed in this manuscript are those of the authors and do not necessarily represent the views or policies of USFS. Any mention of trade names, products, or services does not imply an endorsement by the U.S. government or USFS. USFS does not endorse any commercial products, services or enterprises.</w:t>
-      </w:r>
-    </w:p>
-    <w:bookmarkEnd w:id="38"/>
-    <w:bookmarkStart w:id="39" w:name="author-contributions"/>
+        <w:rPr>
+          <w:b/>
+          <w:bCs/>
+        </w:rPr>
+        <w:t xml:space="preserve">hatchR</w:t>
+      </w:r>
+      <w:r>
+        <w:t xml:space="preserve"> </w:t>
+      </w:r>
+      <w:r>
+        <w:t xml:space="preserve">is an open-source software environment distributed via CRAN and additional details are hosted at software website (</w:t>
+      </w:r>
+      <w:hyperlink r:id="rId38">
+        <w:r>
+          <w:rPr>
+            <w:rStyle w:val="Hyperlink"/>
+          </w:rPr>
+          <w:t xml:space="preserve">https://bmait101.github.io/hatchR/</w:t>
+        </w:r>
+      </w:hyperlink>
+      <w:r>
+        <w:t xml:space="preserve">). Reproducible methods for this manuscript are available at the manuscript github (</w:t>
+      </w:r>
+      <w:hyperlink r:id="rId39">
+        <w:r>
+          <w:rPr>
+            <w:rStyle w:val="Hyperlink"/>
+          </w:rPr>
+          <w:t xml:space="preserve">https://github.com/morgan-sparks/hatchR_nonfish</w:t>
+        </w:r>
+      </w:hyperlink>
+      <w:r>
+        <w:t xml:space="preserve">) in the</w:t>
+      </w:r>
+      <w:r>
+        <w:t xml:space="preserve"> </w:t>
+      </w:r>
+      <w:r>
+        <w:rPr>
+          <w:rStyle w:val="VerbatimChar"/>
+        </w:rPr>
+        <w:t xml:space="preserve">paper.Rmd</w:t>
+      </w:r>
+      <w:r>
+        <w:t xml:space="preserve"> </w:t>
+      </w:r>
+      <w:r>
+        <w:t xml:space="preserve">file. The repository will become publicly archived with a DOI at acceptance of the manuscript. Site-specific data for oviposition timing in Case Study 1 were not included at the request of the original authors of those data due to the sensitive nature of the species, however they can be shared for individual requests.</w:t>
+      </w:r>
+    </w:p>
+    <w:bookmarkEnd w:id="40"/>
+    <w:bookmarkStart w:id="117" w:name="references"/>
     <w:p>
       <w:pPr>
         <w:pStyle w:val="Heading1"/>
       </w:pPr>
       <w:r>
-        <w:t xml:space="preserve">Author Contributions</w:t>
-      </w:r>
-    </w:p>
-    <w:p>
-      <w:pPr>
-        <w:pStyle w:val="FirstParagraph"/>
-      </w:pPr>
-      <w:r>
-        <w:t xml:space="preserve">Morgan Sparks and Bryan Maitland developed the software and conceived the manuscript. All authors collected data sources and wrote and edited the manuscript.</w:t>
-      </w:r>
-    </w:p>
-    <w:bookmarkEnd w:id="39"/>
-    <w:bookmarkStart w:id="40" w:name="conflict-of-interest-statement"/>
-    <w:p>
-      <w:pPr>
-        <w:pStyle w:val="Heading1"/>
-      </w:pPr>
-      <w:r>
-        <w:t xml:space="preserve">Conflict of Interest Statement</w:t>
-      </w:r>
-    </w:p>
-    <w:p>
-      <w:pPr>
-        <w:pStyle w:val="FirstParagraph"/>
-      </w:pPr>
-      <w:r>
-        <w:t xml:space="preserve">The authors declare no known conflicts of interest.</w:t>
-      </w:r>
-    </w:p>
-    <w:bookmarkEnd w:id="40"/>
-    <w:bookmarkStart w:id="114" w:name="references"/>
-    <w:p>
-      <w:pPr>
-        <w:pStyle w:val="Heading1"/>
-      </w:pPr>
-      <w:r>
         <w:t xml:space="preserve">References</w:t>
       </w:r>
     </w:p>
-    <w:bookmarkStart w:id="113" w:name="refs"/>
+    <w:bookmarkStart w:id="116" w:name="refs"/>
     <w:bookmarkStart w:id="41" w:name="ref-angilletta2006"/>
     <w:p>
       <w:pPr>
@@ -2925,18 +3087,28 @@
       </w:r>
     </w:p>
     <w:bookmarkEnd w:id="93"/>
-    <w:bookmarkStart w:id="95" w:name="ref-sparks2019"/>
+    <w:bookmarkStart w:id="94" w:name="ref-sparks2016"/>
     <w:p>
       <w:pPr>
         <w:pStyle w:val="Bibliography"/>
       </w:pPr>
       <w:r>
+        <w:t xml:space="preserve">Sparks, M. M. 2016. Climate, embryonic development, and potential for adaptation to warming water temperatures by bristol bay sockeye salmon. PhD thesis, Fairbanks, AK.</w:t>
+      </w:r>
+    </w:p>
+    <w:bookmarkEnd w:id="94"/>
+    <w:bookmarkStart w:id="96" w:name="ref-sparks2019"/>
+    <w:p>
+      <w:pPr>
+        <w:pStyle w:val="Bibliography"/>
+      </w:pPr>
+      <w:r>
         <w:t xml:space="preserve">Sparks, M. M., J. A. Falke, T. P. Quinn, M. D. Adkison, D. E. Schindler, K. Bartz, D. Young, and P. A. H. Westley. 2019.</w:t>
       </w:r>
       <w:r>
         <w:t xml:space="preserve"> </w:t>
       </w:r>
-      <w:hyperlink r:id="rId94">
+      <w:hyperlink r:id="rId95">
         <w:r>
           <w:rPr>
             <w:rStyle w:val="Hyperlink"/>
@@ -2948,8 +3120,8 @@
         <w:t xml:space="preserve">. Canadian Journal of Fisheries and Aquatic Sciences 76:123–135.</w:t>
       </w:r>
     </w:p>
-    <w:bookmarkEnd w:id="95"/>
-    <w:bookmarkStart w:id="97" w:name="ref-sparks2022"/>
+    <w:bookmarkEnd w:id="96"/>
+    <w:bookmarkStart w:id="98" w:name="ref-sparks2022"/>
     <w:p>
       <w:pPr>
         <w:pStyle w:val="Bibliography"/>
@@ -2960,7 +3132,7 @@
       <w:r>
         <w:t xml:space="preserve"> </w:t>
       </w:r>
-      <w:hyperlink r:id="rId96">
+      <w:hyperlink r:id="rId97">
         <w:r>
           <w:rPr>
             <w:rStyle w:val="Hyperlink"/>
@@ -2972,19 +3144,43 @@
         <w:t xml:space="preserve">. Proceedings of the Royal Society B: Biological Sciences 289:20221472.</w:t>
       </w:r>
     </w:p>
-    <w:bookmarkEnd w:id="97"/>
-    <w:bookmarkStart w:id="99" w:name="ref-sparks2025"/>
+    <w:bookmarkEnd w:id="98"/>
+    <w:bookmarkStart w:id="100" w:name="ref-sparks2026"/>
     <w:p>
       <w:pPr>
         <w:pStyle w:val="Bibliography"/>
       </w:pPr>
       <w:r>
+        <w:t xml:space="preserve">Sparks, M. M., B. M. Maitland, E. A. Felts, A. G. Swartz, and P. N. Frater. 2026.</w:t>
+      </w:r>
+      <w:r>
+        <w:t xml:space="preserve"> </w:t>
+      </w:r>
+      <w:hyperlink r:id="rId99">
+        <w:r>
+          <w:rPr>
+            <w:rStyle w:val="Hyperlink"/>
+          </w:rPr>
+          <w:t xml:space="preserve">hatchR: A toolset to predict when fish hatch and emerge</w:t>
+        </w:r>
+      </w:hyperlink>
+      <w:r>
+        <w:t xml:space="preserve">. Fisheries 51:49–59.</w:t>
+      </w:r>
+    </w:p>
+    <w:bookmarkEnd w:id="100"/>
+    <w:bookmarkStart w:id="102" w:name="ref-sparks2025"/>
+    <w:p>
+      <w:pPr>
+        <w:pStyle w:val="Bibliography"/>
+      </w:pPr>
+      <w:r>
         <w:t xml:space="preserve">Sparks, M. M., B. M. Maitland, E. Felts, A. Swartz, and P. Frater. 2025.</w:t>
       </w:r>
       <w:r>
         <w:t xml:space="preserve"> </w:t>
       </w:r>
-      <w:hyperlink r:id="rId98">
+      <w:hyperlink r:id="rId101">
         <w:r>
           <w:rPr>
             <w:rStyle w:val="Hyperlink"/>
@@ -3002,8 +3198,8 @@
         <w:t xml:space="preserve">. CRAN.</w:t>
       </w:r>
     </w:p>
-    <w:bookmarkEnd w:id="99"/>
-    <w:bookmarkStart w:id="101" w:name="ref-sparks2017"/>
+    <w:bookmarkEnd w:id="102"/>
+    <w:bookmarkStart w:id="104" w:name="ref-sparks2017"/>
     <w:p>
       <w:pPr>
         <w:pStyle w:val="Bibliography"/>
@@ -3014,7 +3210,7 @@
       <w:r>
         <w:t xml:space="preserve"> </w:t>
       </w:r>
-      <w:hyperlink r:id="rId100">
+      <w:hyperlink r:id="rId103">
         <w:r>
           <w:rPr>
             <w:rStyle w:val="Hyperlink"/>
@@ -3026,8 +3222,8 @@
         <w:t xml:space="preserve">. Global Change Biology 23:5203–5217.</w:t>
       </w:r>
     </w:p>
-    <w:bookmarkEnd w:id="101"/>
-    <w:bookmarkStart w:id="103" w:name="ref-steel2012"/>
+    <w:bookmarkEnd w:id="104"/>
+    <w:bookmarkStart w:id="106" w:name="ref-steel2012"/>
     <w:p>
       <w:pPr>
         <w:pStyle w:val="Bibliography"/>
@@ -3038,7 +3234,7 @@
       <w:r>
         <w:t xml:space="preserve"> </w:t>
       </w:r>
-      <w:hyperlink r:id="rId102">
+      <w:hyperlink r:id="rId105">
         <w:r>
           <w:rPr>
             <w:rStyle w:val="Hyperlink"/>
@@ -3050,8 +3246,8 @@
         <w:t xml:space="preserve">. Ecosphere 3:art104.</w:t>
       </w:r>
     </w:p>
-    <w:bookmarkEnd w:id="103"/>
-    <w:bookmarkStart w:id="105" w:name="ref-tang2017"/>
+    <w:bookmarkEnd w:id="106"/>
+    <w:bookmarkStart w:id="108" w:name="ref-tang2017"/>
     <w:p>
       <w:pPr>
         <w:pStyle w:val="Bibliography"/>
@@ -3062,7 +3258,7 @@
       <w:r>
         <w:t xml:space="preserve"> </w:t>
       </w:r>
-      <w:hyperlink r:id="rId104">
+      <w:hyperlink r:id="rId107">
         <w:r>
           <w:rPr>
             <w:rStyle w:val="Hyperlink"/>
@@ -3074,8 +3270,8 @@
         <w:t xml:space="preserve">. PLOS ONE 12:e0181030.</w:t>
       </w:r>
     </w:p>
-    <w:bookmarkEnd w:id="105"/>
-    <w:bookmarkStart w:id="107" w:name="ref-vandamme1992"/>
+    <w:bookmarkEnd w:id="108"/>
+    <w:bookmarkStart w:id="110" w:name="ref-vandamme1992"/>
     <w:p>
       <w:pPr>
         <w:pStyle w:val="Bibliography"/>
@@ -3086,7 +3282,7 @@
       <w:r>
         <w:t xml:space="preserve"> </w:t>
       </w:r>
-      <w:hyperlink r:id="rId106">
+      <w:hyperlink r:id="rId109">
         <w:r>
           <w:rPr>
             <w:rStyle w:val="Hyperlink"/>
@@ -3120,8 +3316,8 @@
         <w:t xml:space="preserve">. Herpetologica 48:220–228.</w:t>
       </w:r>
     </w:p>
-    <w:bookmarkEnd w:id="107"/>
-    <w:bookmarkStart w:id="109" w:name="ref-warkentin2011"/>
+    <w:bookmarkEnd w:id="110"/>
+    <w:bookmarkStart w:id="112" w:name="ref-warkentin2011"/>
     <w:p>
       <w:pPr>
         <w:pStyle w:val="Bibliography"/>
@@ -3132,7 +3328,7 @@
       <w:r>
         <w:t xml:space="preserve"> </w:t>
       </w:r>
-      <w:hyperlink r:id="rId108">
+      <w:hyperlink r:id="rId111">
         <w:r>
           <w:rPr>
             <w:rStyle w:val="Hyperlink"/>
@@ -3144,8 +3340,8 @@
         <w:t xml:space="preserve">. Integrative and Comparative Biology 51:14–25.</w:t>
       </w:r>
     </w:p>
-    <w:bookmarkEnd w:id="109"/>
-    <w:bookmarkStart w:id="110" w:name="ref-west-eberhard2003"/>
+    <w:bookmarkEnd w:id="112"/>
+    <w:bookmarkStart w:id="113" w:name="ref-west-eberhard2003"/>
     <w:p>
       <w:pPr>
         <w:pStyle w:val="Bibliography"/>
@@ -3154,8 +3350,8 @@
         <w:t xml:space="preserve">West-Eberhard, M. J. 2003. Developmental Plasticity and Evolution. Oxford University Press.</w:t>
       </w:r>
     </w:p>
-    <w:bookmarkEnd w:id="110"/>
-    <w:bookmarkStart w:id="112" w:name="ref-while2018"/>
+    <w:bookmarkEnd w:id="113"/>
+    <w:bookmarkStart w:id="115" w:name="ref-while2018"/>
     <w:p>
       <w:pPr>
         <w:pStyle w:val="Bibliography"/>
@@ -3166,7 +3362,7 @@
       <w:r>
         <w:t xml:space="preserve"> </w:t>
       </w:r>
-      <w:hyperlink r:id="rId111">
+      <w:hyperlink r:id="rId114">
         <w:r>
           <w:rPr>
             <w:rStyle w:val="Hyperlink"/>
@@ -3178,15 +3374,15 @@
         <w:t xml:space="preserve">. Journal of Experimental Zoology Part A: Ecological and Integrative Physiology 329:162–176.</w:t>
       </w:r>
     </w:p>
-    <w:bookmarkEnd w:id="112"/>
-    <w:bookmarkEnd w:id="113"/>
+    <w:bookmarkEnd w:id="115"/>
+    <w:bookmarkEnd w:id="116"/>
     <w:p>
       <w:r>
         <w:br w:type="page"/>
       </w:r>
     </w:p>
-    <w:bookmarkEnd w:id="114"/>
-    <w:bookmarkStart w:id="115" w:name="tables"/>
+    <w:bookmarkEnd w:id="117"/>
+    <w:bookmarkStart w:id="118" w:name="tables"/>
     <w:p>
       <w:pPr>
         <w:pStyle w:val="Heading1"/>
@@ -5368,8 +5564,8 @@
         <w:br w:type="page"/>
       </w:r>
     </w:p>
-    <w:bookmarkEnd w:id="115"/>
-    <w:bookmarkStart w:id="116" w:name="figure-captions"/>
+    <w:bookmarkEnd w:id="118"/>
+    <w:bookmarkStart w:id="119" w:name="figure-captions"/>
     <w:p>
       <w:pPr>
         <w:pStyle w:val="Heading1"/>
@@ -5383,7 +5579,7 @@
         <w:pStyle w:val="FirstParagraph"/>
       </w:pPr>
       <w:r>
-        <w:t xml:space="preserve">Figure 1: Custom hatching phenology model for coastal tailed frogs (</w:t>
+        <w:t xml:space="preserve">Figure 1: Custom hatching phenology model showing parameterization for coastal tailed frogs (</w:t>
       </w:r>
       <w:r>
         <w:rPr>
@@ -5411,7 +5607,7 @@
         <w:t xml:space="preserve">Ascaphus truei</w:t>
       </w:r>
       <w:r>
-        <w:t xml:space="preserve">) from 1991 to 2020. Panel A: Marginal mean trend across all sites shows a significant decline in days to hatching over time. Panel B: Site-specific (COMID) trends in predicted days to hatch, colored by mountain range. Estimates are based on the best fitting model, with stream temperatures from</w:t>
+        <w:t xml:space="preserve">) from 1991 to 2020s using effective value model parameterized in this study. Panel A: Marginal mean trend across all sites shows a significant decline in days to hatching over time. Panel B: Site- and reach-specific (COMID) trends in predicted days to hatch, colored by mountain range. Estimates are based on the best fitting model, with stream temperatures from</w:t>
       </w:r>
       <w:r>
         <w:t xml:space="preserve"> </w:t>
@@ -5459,7 +5655,7 @@
         <w:t xml:space="preserve"> </w:t>
       </w:r>
       <w:r>
-        <w:t xml:space="preserve">and phenology is predicted using two synthetic temperature regimes: Panel A shows predictions under a cooler regime (mean = 16 °C), while Panel B shows predictions under a warmer regime (mean = 24 °C). Panel C displays the effective value curves for each species—linearized thermal reaction norms. The crossover in rank order between Panels A and B illustrates genotype-by-environment interactions, reflecting species-specific thermal niches and breeding strategies.</w:t>
+        <w:t xml:space="preserve">and phenology is predicted using two synthetic temperature regimes: Panel A shows predictions under a cooler regime (mean = 16 °C), while Panel B shows predictions under a warmer regime (mean = 24 °C). Horizontal bars and number indicate the predicted days to hatch for a given thermal regime. Panel C displays the effective value curves for each species—linearized thermal reaction norms. The crossover in rank order between Panels A and B illustrates genotype-by-environment interactions, reflecting species-specific thermal niches and breeding strategies.</w:t>
       </w:r>
     </w:p>
     <w:p>
@@ -5494,8 +5690,8 @@
         <w:br w:type="page"/>
       </w:r>
     </w:p>
-    <w:bookmarkEnd w:id="116"/>
-    <w:bookmarkStart w:id="129" w:name="figures"/>
+    <w:bookmarkEnd w:id="119"/>
+    <w:bookmarkStart w:id="132" w:name="figures"/>
     <w:p>
       <w:pPr>
         <w:pStyle w:val="Heading1"/>
@@ -5507,58 +5703,6 @@
     <w:p>
       <w:pPr>
         <w:pStyle w:val="FirstParagraph"/>
-      </w:pPr>
-      <w:r>
-        <w:drawing>
-          <wp:inline>
-            <wp:extent cx="5943600" cy="2971800"/>
-            <wp:effectExtent b="0" l="0" r="0" t="0"/>
-            <wp:docPr descr="" title="" id="118" name="Picture"/>
-            <a:graphic>
-              <a:graphicData uri="http://schemas.openxmlformats.org/drawingml/2006/picture">
-                <pic:pic>
-                  <pic:nvPicPr>
-                    <pic:cNvPr descr="paper_files/figure-docx/fig-1-1.png" id="119" name="Picture"/>
-                    <pic:cNvPicPr>
-                      <a:picLocks noChangeArrowheads="1" noChangeAspect="1"/>
-                    </pic:cNvPicPr>
-                  </pic:nvPicPr>
-                  <pic:blipFill>
-                    <a:blip r:embed="rId117"/>
-                    <a:stretch>
-                      <a:fillRect/>
-                    </a:stretch>
-                  </pic:blipFill>
-                  <pic:spPr bwMode="auto">
-                    <a:xfrm>
-                      <a:off x="0" y="0"/>
-                      <a:ext cx="5943600" cy="2971800"/>
-                    </a:xfrm>
-                    <a:prstGeom prst="rect">
-                      <a:avLst/>
-                    </a:prstGeom>
-                    <a:noFill/>
-                    <a:ln w="9525">
-                      <a:noFill/>
-                      <a:headEnd/>
-                      <a:tailEnd/>
-                    </a:ln>
-                  </pic:spPr>
-                </pic:pic>
-              </a:graphicData>
-            </a:graphic>
-          </wp:inline>
-        </w:drawing>
-      </w:r>
-    </w:p>
-    <w:p>
-      <w:r>
-        <w:br w:type="page"/>
-      </w:r>
-    </w:p>
-    <w:p>
-      <w:pPr>
-        <w:pStyle w:val="BodyText"/>
       </w:pPr>
       <w:r>
         <w:drawing>
@@ -5570,7 +5714,7 @@
               <a:graphicData uri="http://schemas.openxmlformats.org/drawingml/2006/picture">
                 <pic:pic>
                   <pic:nvPicPr>
-                    <pic:cNvPr descr="paper_files/figure-docx/fig-2-1.png" id="122" name="Picture"/>
+                    <pic:cNvPr descr="paper_files/figure-docx/fig-1-1.png" id="122" name="Picture"/>
                     <pic:cNvPicPr>
                       <a:picLocks noChangeArrowheads="1" noChangeAspect="1"/>
                     </pic:cNvPicPr>
@@ -5615,20 +5759,72 @@
       <w:r>
         <w:drawing>
           <wp:inline>
-            <wp:extent cx="5943600" cy="5943600"/>
+            <wp:extent cx="5943600" cy="2971800"/>
             <wp:effectExtent b="0" l="0" r="0" t="0"/>
             <wp:docPr descr="" title="" id="124" name="Picture"/>
             <a:graphic>
               <a:graphicData uri="http://schemas.openxmlformats.org/drawingml/2006/picture">
                 <pic:pic>
                   <pic:nvPicPr>
-                    <pic:cNvPr descr="paper_files/figure-docx/fig-3-1.png" id="125" name="Picture"/>
+                    <pic:cNvPr descr="paper_files/figure-docx/fig-2-1.png" id="125" name="Picture"/>
                     <pic:cNvPicPr>
                       <a:picLocks noChangeArrowheads="1" noChangeAspect="1"/>
                     </pic:cNvPicPr>
                   </pic:nvPicPr>
                   <pic:blipFill>
                     <a:blip r:embed="rId123"/>
+                    <a:stretch>
+                      <a:fillRect/>
+                    </a:stretch>
+                  </pic:blipFill>
+                  <pic:spPr bwMode="auto">
+                    <a:xfrm>
+                      <a:off x="0" y="0"/>
+                      <a:ext cx="5943600" cy="2971800"/>
+                    </a:xfrm>
+                    <a:prstGeom prst="rect">
+                      <a:avLst/>
+                    </a:prstGeom>
+                    <a:noFill/>
+                    <a:ln w="9525">
+                      <a:noFill/>
+                      <a:headEnd/>
+                      <a:tailEnd/>
+                    </a:ln>
+                  </pic:spPr>
+                </pic:pic>
+              </a:graphicData>
+            </a:graphic>
+          </wp:inline>
+        </w:drawing>
+      </w:r>
+    </w:p>
+    <w:p>
+      <w:r>
+        <w:br w:type="page"/>
+      </w:r>
+    </w:p>
+    <w:p>
+      <w:pPr>
+        <w:pStyle w:val="BodyText"/>
+      </w:pPr>
+      <w:r>
+        <w:drawing>
+          <wp:inline>
+            <wp:extent cx="5943600" cy="5943600"/>
+            <wp:effectExtent b="0" l="0" r="0" t="0"/>
+            <wp:docPr descr="" title="" id="127" name="Picture"/>
+            <a:graphic>
+              <a:graphicData uri="http://schemas.openxmlformats.org/drawingml/2006/picture">
+                <pic:pic>
+                  <pic:nvPicPr>
+                    <pic:cNvPr descr="paper_files/figure-docx/fig-3-1.png" id="128" name="Picture"/>
+                    <pic:cNvPicPr>
+                      <a:picLocks noChangeArrowheads="1" noChangeAspect="1"/>
+                    </pic:cNvPicPr>
+                  </pic:nvPicPr>
+                  <pic:blipFill>
+                    <a:blip r:embed="rId126"/>
                     <a:stretch>
                       <a:fillRect/>
                     </a:stretch>
@@ -5669,18 +5865,18 @@
           <wp:inline>
             <wp:extent cx="5943600" cy="2971800"/>
             <wp:effectExtent b="0" l="0" r="0" t="0"/>
-            <wp:docPr descr="" title="" id="127" name="Picture"/>
+            <wp:docPr descr="" title="" id="130" name="Picture"/>
             <a:graphic>
               <a:graphicData uri="http://schemas.openxmlformats.org/drawingml/2006/picture">
                 <pic:pic>
                   <pic:nvPicPr>
-                    <pic:cNvPr descr="paper_files/figure-docx/fig-4-1.png" id="128" name="Picture"/>
+                    <pic:cNvPr descr="paper_files/figure-docx/fig-4-1.png" id="131" name="Picture"/>
                     <pic:cNvPicPr>
                       <a:picLocks noChangeArrowheads="1" noChangeAspect="1"/>
                     </pic:cNvPicPr>
                   </pic:nvPicPr>
                   <pic:blipFill>
-                    <a:blip r:embed="rId126"/>
+                    <a:blip r:embed="rId129"/>
                     <a:stretch>
                       <a:fillRect/>
                     </a:stretch>
@@ -5707,7 +5903,7 @@
         </w:drawing>
       </w:r>
     </w:p>
-    <w:bookmarkEnd w:id="129"/>
+    <w:bookmarkEnd w:id="132"/>
     <w:sectPr>
       <w:footerReference r:id="rId10" w:type="even"/>
       <w:footerReference r:id="rId9" w:type="default"/>
@@ -6022,11 +6218,126 @@
       </w:pPr>
     </w:lvl>
   </w:abstractNum>
+  <w:abstractNum w:abstractNumId="99411">
+    <w:nsid w:val="00A99411"/>
+    <w:multiLevelType w:val="multilevel"/>
+    <w:lvl w:ilvl="0">
+      <w:start w:val="1"/>
+      <w:numFmt w:val="decimal"/>
+      <w:lvlText w:val="%1."/>
+      <w:lvlJc w:val="left"/>
+      <w:pPr>
+        <w:ind w:left="720" w:hanging="360"/>
+      </w:pPr>
+    </w:lvl>
+    <w:lvl w:ilvl="1">
+      <w:start w:val="1"/>
+      <w:numFmt w:val="decimal"/>
+      <w:lvlText w:val="%2."/>
+      <w:lvlJc w:val="left"/>
+      <w:pPr>
+        <w:ind w:left="1440" w:hanging="360"/>
+      </w:pPr>
+    </w:lvl>
+    <w:lvl w:ilvl="2">
+      <w:start w:val="1"/>
+      <w:numFmt w:val="decimal"/>
+      <w:lvlText w:val="%3."/>
+      <w:lvlJc w:val="left"/>
+      <w:pPr>
+        <w:ind w:left="2160" w:hanging="360"/>
+      </w:pPr>
+    </w:lvl>
+    <w:lvl w:ilvl="3">
+      <w:start w:val="1"/>
+      <w:numFmt w:val="decimal"/>
+      <w:lvlText w:val="%4."/>
+      <w:lvlJc w:val="left"/>
+      <w:pPr>
+        <w:ind w:left="2880" w:hanging="360"/>
+      </w:pPr>
+    </w:lvl>
+    <w:lvl w:ilvl="4">
+      <w:start w:val="1"/>
+      <w:numFmt w:val="decimal"/>
+      <w:lvlText w:val="%5."/>
+      <w:lvlJc w:val="left"/>
+      <w:pPr>
+        <w:ind w:left="3600" w:hanging="360"/>
+      </w:pPr>
+    </w:lvl>
+    <w:lvl w:ilvl="5">
+      <w:start w:val="1"/>
+      <w:numFmt w:val="decimal"/>
+      <w:lvlText w:val="%6."/>
+      <w:lvlJc w:val="left"/>
+      <w:pPr>
+        <w:ind w:left="4320" w:hanging="360"/>
+      </w:pPr>
+    </w:lvl>
+    <w:lvl w:ilvl="6">
+      <w:start w:val="1"/>
+      <w:numFmt w:val="decimal"/>
+      <w:lvlText w:val="%7."/>
+      <w:lvlJc w:val="left"/>
+      <w:pPr>
+        <w:ind w:left="5040" w:hanging="360"/>
+      </w:pPr>
+    </w:lvl>
+    <w:lvl w:ilvl="7">
+      <w:start w:val="1"/>
+      <w:numFmt w:val="decimal"/>
+      <w:lvlText w:val="%8."/>
+      <w:lvlJc w:val="left"/>
+      <w:pPr>
+        <w:ind w:left="5760" w:hanging="360"/>
+      </w:pPr>
+    </w:lvl>
+    <w:lvl w:ilvl="8">
+      <w:start w:val="1"/>
+      <w:numFmt w:val="decimal"/>
+      <w:lvlText w:val="%9."/>
+      <w:lvlJc w:val="left"/>
+      <w:pPr>
+        <w:ind w:left="6480" w:hanging="360"/>
+      </w:pPr>
+    </w:lvl>
+  </w:abstractNum>
   <w:num w16cid:durableId="1767769576" w:numId="1">
     <w:abstractNumId w:val="0"/>
   </w:num>
   <w:num w:numId="1000">
     <w:abstractNumId w:val="990"/>
+  </w:num>
+  <w:num w:numId="1001">
+    <w:abstractNumId w:val="99411"/>
+    <w:lvlOverride w:ilvl="0">
+      <w:startOverride w:val="1"/>
+    </w:lvlOverride>
+    <w:lvlOverride w:ilvl="1">
+      <w:startOverride w:val="1"/>
+    </w:lvlOverride>
+    <w:lvlOverride w:ilvl="2">
+      <w:startOverride w:val="1"/>
+    </w:lvlOverride>
+    <w:lvlOverride w:ilvl="3">
+      <w:startOverride w:val="1"/>
+    </w:lvlOverride>
+    <w:lvlOverride w:ilvl="4">
+      <w:startOverride w:val="1"/>
+    </w:lvlOverride>
+    <w:lvlOverride w:ilvl="5">
+      <w:startOverride w:val="1"/>
+    </w:lvlOverride>
+    <w:lvlOverride w:ilvl="6">
+      <w:startOverride w:val="1"/>
+    </w:lvlOverride>
+    <w:lvlOverride w:ilvl="7">
+      <w:startOverride w:val="1"/>
+    </w:lvlOverride>
+    <w:lvlOverride w:ilvl="8">
+      <w:startOverride w:val="1"/>
+    </w:lvlOverride>
   </w:num>
 </w:numbering>
 </file>

--- a/docs/manuscript/paper.docx
+++ b/docs/manuscript/paper.docx
@@ -280,7 +280,7 @@
         <w:t xml:space="preserve"> </w:t>
       </w:r>
       <w:r>
-        <w:t xml:space="preserve">(Sparks et al. 2025)</w:t>
+        <w:t xml:space="preserve">(Sparks et al. 2026)</w:t>
       </w:r>
       <w:r>
         <w:t xml:space="preserve"> </w:t>
@@ -796,19 +796,19 @@
         <w:pStyle w:val="FirstParagraph"/>
       </w:pPr>
       <w:r>
-        <w:t xml:space="preserve">While effective value models are premised on experimental data, often using fixed temperature treatments, because they accurately account for the daily contribution to development, they may be applied to fluctuating regimes.</w:t>
-      </w:r>
-      <w:r>
-        <w:t xml:space="preserve"> </w:t>
-      </w:r>
-      <w:r>
-        <w:t xml:space="preserve">Sparks (2016)</w:t>
-      </w:r>
-      <w:r>
-        <w:t xml:space="preserve"> </w:t>
-      </w:r>
-      <w:r>
-        <w:t xml:space="preserve">reparameterized model 2 from</w:t>
+        <w:t xml:space="preserve">Effective value models are premised on experimental data, often using fixed temperature treatments. However, because they accurately account for the daily contribution to development, they may be applied to fluctuating regimes.</w:t>
+      </w:r>
+      <w:r>
+        <w:t xml:space="preserve"> </w:t>
+      </w:r>
+      <w:r>
+        <w:t xml:space="preserve">Sparks et al. (2017)</w:t>
+      </w:r>
+      <w:r>
+        <w:t xml:space="preserve"> </w:t>
+      </w:r>
+      <w:r>
+        <w:t xml:space="preserve">reparameterized Model 2 from</w:t>
       </w:r>
       <w:r>
         <w:t xml:space="preserve"> </w:t>
@@ -830,7 +830,7 @@
         <w:t xml:space="preserve">Oncorhynchus nerka</w:t>
       </w:r>
       <w:r>
-        <w:t xml:space="preserve">) using common garden data and demonstrated how effective value models can be parameterized using average temperatures over the course of development to predict hatch timing for embryos receiving daily fluctuating temperatures.</w:t>
+        <w:t xml:space="preserve">) using common garden data and demonstrated how effective value models can be parameterized using average temperatures over the course of development to predict hatch timing for embryos receiving daily fluctuating temperatures, with perfect concordance between model estimates and empirical data.</w:t>
       </w:r>
     </w:p>
     <w:p>
@@ -838,7 +838,7 @@
         <w:pStyle w:val="BodyText"/>
       </w:pPr>
       <w:r>
-        <w:t xml:space="preserve">To illustrate this process, we developed a custom effective value model for the coastal tailed frog (</w:t>
+        <w:t xml:space="preserve">To illustrate how a model can be parameterized, we developed a custom effective value model for the coastal tailed frog (</w:t>
       </w:r>
       <w:r>
         <w:rPr>
@@ -1106,7 +1106,7 @@
         </w:numPr>
       </w:pPr>
       <w:r>
-        <w:t xml:space="preserve">Some record of temperatures that can be summarized to a average daily time-step.</w:t>
+        <w:t xml:space="preserve">Some record of temperatures that can be summarized to an average daily time-step.</w:t>
       </w:r>
     </w:p>
     <w:p>
@@ -1210,7 +1210,16 @@
         <w:t xml:space="preserve"> </w:t>
       </w:r>
       <w:r>
-        <w:t xml:space="preserve">(as demonstrated in Figure 1), allowing users to build tailored effective value models for diverse taxa. The examples span seven taxonomic classes—amphibians, reptiles, insects, crustaceans, copepods, cephalopods, and asteroids (starfishes) —and demonstrate the breadth of systems to which this approach can be applied. While the case studies we present here are intended as proof-of-concept, we anticipate that applications will continue to expand alongside the growing availability of temperature–development datasets.</w:t>
+        <w:t xml:space="preserve">(as demonstrated in Figure 1), allowing users to build tailored effective value models for diverse taxa. The examples span seven taxonomic classes—amphibians, reptiles, insects, crustaceans, copepods, cephalopods, and asteroids (starfishes) —and demonstrate the breadth of systems to which this approach can be applied (for examples with fishes, see</w:t>
+      </w:r>
+      <w:r>
+        <w:t xml:space="preserve"> </w:t>
+      </w:r>
+      <w:r>
+        <w:t xml:space="preserve">(Sparks et al. 2026)</w:t>
+      </w:r>
+      <w:r>
+        <w:t xml:space="preserve">. While the case studies we present here are intended as proof-of-concept, we anticipate that applications will continue to expand alongside the growing availability of temperature–development datasets.</w:t>
       </w:r>
     </w:p>
     <w:bookmarkStart w:id="29" w:name="X334f715e53d1bdc588a68ff6fffa52905048556"/>
@@ -1312,7 +1321,19 @@
         <w:t xml:space="preserve">i.e.</w:t>
       </w:r>
       <w:r>
-        <w:t xml:space="preserve">, COMIDs from the National Hydrogrpahy Dataset) nested within four mountain ranges: Olympic National Park, the Cascade Mountains, the Siskiyou Mountains, and the Willapa Hills. Each COMID had between 20 and 30 years of predictions.</w:t>
+        <w:t xml:space="preserve">, COMIDs from the National Hydrogrpahy Dataset)</w:t>
+      </w:r>
+      <w:r>
+        <w:t xml:space="preserve"> </w:t>
+      </w:r>
+      <w:r>
+        <w:t xml:space="preserve">(McKay et al. 2012)</w:t>
+      </w:r>
+      <w:r>
+        <w:t xml:space="preserve"> </w:t>
+      </w:r>
+      <w:r>
+        <w:t xml:space="preserve">nested within four mountain ranges: Olympic National Park, the Cascade Mountains, the Siskiyou Mountains, and the Willapa Hills. Each stream reach had between 20 and 30 years of predictions.</w:t>
       </w:r>
     </w:p>
     <w:p>
@@ -1320,7 +1341,7 @@
         <w:pStyle w:val="BodyText"/>
       </w:pPr>
       <w:r>
-        <w:t xml:space="preserve">We evaluated eight candidate linear models that varied in the inclusion and interaction of year, stream reach, and mountain range effects. Based on adjusted R², AICc, and RMSE, the best-supported model included year and stream reach (COMID) as additive fixed effects: days_to_hatch ~ year + COMID.</w:t>
+        <w:t xml:space="preserve">We evaluated eight candidate linear models that varied in the inclusion and interaction of year, stream reach, and mountain range effects. Based on adjusted R², AICc, and RMSE, the best-supported model included year and stream reach (COMID) as additive fixed effects: days_to_hatch ~ year + stream reach.</w:t>
       </w:r>
     </w:p>
     <w:p>
@@ -1597,7 +1618,7 @@
         <w:t xml:space="preserve">(Conover et al. 2009, Sparks et al. 2022)</w:t>
       </w:r>
       <w:r>
-        <w:t xml:space="preserve">. These differences are especially pronounced at cooler temperatures, suggesting that local adaptation may only manifest under certain environmental conditions. Moreover, the consistent rank order of developmental rates across the populations indicates heritable differences among populations which have and can continue to be selected upon in changing environments.</w:t>
+        <w:t xml:space="preserve">. These differences are especially pronounced at warmer temperatures, suggesting that local adaptation manifests differentially under certain environmental conditions. Moreover, the consistent rank order of developmental rates across the populations indicates heritable differences among populations which have and can continue to be selected upon in changing environments.</w:t>
       </w:r>
     </w:p>
     <w:p>
@@ -1623,6 +1644,22 @@
       <w:r>
         <w:t xml:space="preserve">can be used to explore the intersection of developmental plasticity and local adaptation in a novel framework. Such applications are useful for disentangling the genetic basis of thermal sensitivity, anticipating geographic responses to changing temperatures, and informing population-specific management strategies.</w:t>
       </w:r>
+      <w:r>
+        <w:t xml:space="preserve"> </w:t>
+      </w:r>
+      <w:r>
+        <w:t xml:space="preserve">(</w:t>
+      </w:r>
+      <w:r>
+        <w:rPr>
+          <w:b/>
+          <w:bCs/>
+        </w:rPr>
+        <w:t xml:space="preserve">spark?</w:t>
+      </w:r>
+      <w:r>
+        <w:t xml:space="preserve">)</w:t>
+      </w:r>
     </w:p>
     <w:bookmarkEnd w:id="31"/>
     <w:bookmarkEnd w:id="32"/>
@@ -1720,7 +1757,7 @@
         <w:t xml:space="preserve"> </w:t>
       </w:r>
       <w:r>
-        <w:t xml:space="preserve">through a compilation of parameterizable datasets spanningseven taxonomic classes and through three case studies that illustrate ecological, evolutionary, and conservation applications. These case studies span field data, phylogenetic comparisons, and experimental designs, demonstrating the tool’s flexibility across data types and biological questions.</w:t>
+        <w:t xml:space="preserve">through a compilation of parameterizable datasets spanning seven taxonomic classes and through three case studies that illustrate ecological, evolutionary, and conservation applications. These case studies span field data, phylogenetic comparisons, and experimental designs, demonstrating the tool’s flexibility across data types and biological questions.</w:t>
       </w:r>
     </w:p>
     <w:p>
@@ -1761,13 +1798,13 @@
         <w:pStyle w:val="BodyText"/>
       </w:pPr>
       <w:r>
-        <w:t xml:space="preserve">We attempted to validate models with phenological data from wild popualtions, but we found no examples where we could parameterize a model at the population-level and then use it to predict phenology for which that population had empirical data in the wild.</w:t>
-      </w:r>
-      <w:r>
-        <w:t xml:space="preserve"> </w:t>
-      </w:r>
-      <w:r>
-        <w:t xml:space="preserve">Sparks (2016)</w:t>
+        <w:t xml:space="preserve">We attempted to validate models with phenological data from wild populations, but we found no examples where we could parameterize a model at the population-level and then use it to predict phenology for which that population had empirical data in the wild.</w:t>
+      </w:r>
+      <w:r>
+        <w:t xml:space="preserve"> </w:t>
+      </w:r>
+      <w:r>
+        <w:t xml:space="preserve">Sparks et al. (2017)</w:t>
       </w:r>
       <w:r>
         <w:t xml:space="preserve"> </w:t>
@@ -1819,7 +1856,7 @@
         <w:t xml:space="preserve"> </w:t>
       </w:r>
       <w:r>
-        <w:t xml:space="preserve">Sparks et al. (2025)</w:t>
+        <w:t xml:space="preserve">Sparks et al. (2026)</w:t>
       </w:r>
       <w:r>
         <w:t xml:space="preserve">, we recommend using experimental data with at least four distinct temperature treatments spanning a wide thermal range. This is critical for capturing the nonlinear shape of developmental rate curves and avoiding overfitting or extrapolation errors. Many studies we encountered—particularly older or gray literature—relied on only two temperature treatments</w:t>
@@ -2093,7 +2130,7 @@
       </w:r>
     </w:p>
     <w:bookmarkEnd w:id="40"/>
-    <w:bookmarkStart w:id="117" w:name="references"/>
+    <w:bookmarkStart w:id="115" w:name="references"/>
     <w:p>
       <w:pPr>
         <w:pStyle w:val="Heading1"/>
@@ -2102,7 +2139,7 @@
         <w:t xml:space="preserve">References</w:t>
       </w:r>
     </w:p>
-    <w:bookmarkStart w:id="116" w:name="refs"/>
+    <w:bookmarkStart w:id="114" w:name="refs"/>
     <w:bookmarkStart w:id="41" w:name="ref-angilletta2006"/>
     <w:p>
       <w:pPr>
@@ -2937,18 +2974,28 @@
       </w:r>
     </w:p>
     <w:bookmarkEnd w:id="80"/>
-    <w:bookmarkStart w:id="82" w:name="ref-moore1939"/>
+    <w:bookmarkStart w:id="81" w:name="ref-mckay2012"/>
     <w:p>
       <w:pPr>
         <w:pStyle w:val="Bibliography"/>
       </w:pPr>
       <w:r>
+        <w:t xml:space="preserve">McKay, L., T. Bondelid, T. Dewald, J. Johnson, R. Moore, and A. Rea. 2012. NHDPlus version 2: User guide.</w:t>
+      </w:r>
+    </w:p>
+    <w:bookmarkEnd w:id="81"/>
+    <w:bookmarkStart w:id="83" w:name="ref-moore1939"/>
+    <w:p>
+      <w:pPr>
+        <w:pStyle w:val="Bibliography"/>
+      </w:pPr>
+      <w:r>
         <w:t xml:space="preserve">Moore, J. A. 1939.</w:t>
       </w:r>
       <w:r>
         <w:t xml:space="preserve"> </w:t>
       </w:r>
-      <w:hyperlink r:id="rId81">
+      <w:hyperlink r:id="rId82">
         <w:r>
           <w:rPr>
             <w:rStyle w:val="Hyperlink"/>
@@ -2960,8 +3007,8 @@
         <w:t xml:space="preserve">. Ecology 20:459–478.</w:t>
       </w:r>
     </w:p>
-    <w:bookmarkEnd w:id="82"/>
-    <w:bookmarkStart w:id="83" w:name="ref-neuheimer2007"/>
+    <w:bookmarkEnd w:id="83"/>
+    <w:bookmarkStart w:id="84" w:name="ref-neuheimer2007"/>
     <w:p>
       <w:pPr>
         <w:pStyle w:val="Bibliography"/>
@@ -2970,8 +3017,8 @@
         <w:t xml:space="preserve">Neuheimer, A. B., and C. T. Taggart. 2007. The growing degree-day and fish size-at-age: The overlooked metric. Canadian Journal of Fisheries and Aquatic Sciences 64:375–385.</w:t>
       </w:r>
     </w:p>
-    <w:bookmarkEnd w:id="83"/>
-    <w:bookmarkStart w:id="85" w:name="ref-pinsky2019"/>
+    <w:bookmarkEnd w:id="84"/>
+    <w:bookmarkStart w:id="86" w:name="ref-pinsky2019"/>
     <w:p>
       <w:pPr>
         <w:pStyle w:val="Bibliography"/>
@@ -2982,7 +3029,7 @@
       <w:r>
         <w:t xml:space="preserve"> </w:t>
       </w:r>
-      <w:hyperlink r:id="rId84">
+      <w:hyperlink r:id="rId85">
         <w:r>
           <w:rPr>
             <w:rStyle w:val="Hyperlink"/>
@@ -2994,8 +3041,8 @@
         <w:t xml:space="preserve">. Nature 569:108–111.</w:t>
       </w:r>
     </w:p>
-    <w:bookmarkEnd w:id="85"/>
-    <w:bookmarkStart w:id="87" w:name="ref-pritchard1987"/>
+    <w:bookmarkEnd w:id="86"/>
+    <w:bookmarkStart w:id="88" w:name="ref-pritchard1987"/>
     <w:p>
       <w:pPr>
         <w:pStyle w:val="Bibliography"/>
@@ -3006,7 +3053,7 @@
       <w:r>
         <w:t xml:space="preserve"> </w:t>
       </w:r>
-      <w:hyperlink r:id="rId86">
+      <w:hyperlink r:id="rId87">
         <w:r>
           <w:rPr>
             <w:rStyle w:val="Hyperlink"/>
@@ -3018,8 +3065,8 @@
         <w:t xml:space="preserve">. Advances in odonatology 3:121–126.</w:t>
       </w:r>
     </w:p>
-    <w:bookmarkEnd w:id="87"/>
-    <w:bookmarkStart w:id="89" w:name="ref-qualls1998"/>
+    <w:bookmarkEnd w:id="88"/>
+    <w:bookmarkStart w:id="90" w:name="ref-qualls1998"/>
     <w:p>
       <w:pPr>
         <w:pStyle w:val="Bibliography"/>
@@ -3030,7 +3077,7 @@
       <w:r>
         <w:t xml:space="preserve"> </w:t>
       </w:r>
-      <w:hyperlink r:id="rId88">
+      <w:hyperlink r:id="rId89">
         <w:r>
           <w:rPr>
             <w:rStyle w:val="Hyperlink"/>
@@ -3042,8 +3089,8 @@
         <w:t xml:space="preserve">. Biological Journal of the Linnean Society 64:477–491.</w:t>
       </w:r>
     </w:p>
-    <w:bookmarkEnd w:id="89"/>
-    <w:bookmarkStart w:id="90" w:name="ref-schoolfield1981"/>
+    <w:bookmarkEnd w:id="90"/>
+    <w:bookmarkStart w:id="91" w:name="ref-schoolfield1981"/>
     <w:p>
       <w:pPr>
         <w:pStyle w:val="Bibliography"/>
@@ -3052,8 +3099,8 @@
         <w:t xml:space="preserve">Schoolfield, R. M., P. Sharpe, and C. E. Magnuson. 1981. Non-linear regression of biological temperature-dependent rate models based on absolute reaction-rate theory. Journal of theoretical biology 88:719–731.</w:t>
       </w:r>
     </w:p>
-    <w:bookmarkEnd w:id="90"/>
-    <w:bookmarkStart w:id="92" w:name="ref-siegel2023"/>
+    <w:bookmarkEnd w:id="91"/>
+    <w:bookmarkStart w:id="93" w:name="ref-siegel2023"/>
     <w:p>
       <w:pPr>
         <w:pStyle w:val="Bibliography"/>
@@ -3064,7 +3111,7 @@
       <w:r>
         <w:t xml:space="preserve"> </w:t>
       </w:r>
-      <w:hyperlink r:id="rId91">
+      <w:hyperlink r:id="rId92">
         <w:r>
           <w:rPr>
             <w:rStyle w:val="Hyperlink"/>
@@ -3076,24 +3123,14 @@
         <w:t xml:space="preserve">. PLOS Water 2:e0000119.</w:t>
       </w:r>
     </w:p>
-    <w:bookmarkEnd w:id="92"/>
-    <w:bookmarkStart w:id="93" w:name="ref-sih2004"/>
+    <w:bookmarkEnd w:id="93"/>
+    <w:bookmarkStart w:id="94" w:name="ref-sih2004"/>
     <w:p>
       <w:pPr>
         <w:pStyle w:val="Bibliography"/>
       </w:pPr>
       <w:r>
         <w:t xml:space="preserve">Sih, A., A. M. Bell, and J. L. Kerby. 2004. Two stressors are far deadlier than one. Trends in ecology &amp; evolution 19:274–276.</w:t>
-      </w:r>
-    </w:p>
-    <w:bookmarkEnd w:id="93"/>
-    <w:bookmarkStart w:id="94" w:name="ref-sparks2016"/>
-    <w:p>
-      <w:pPr>
-        <w:pStyle w:val="Bibliography"/>
-      </w:pPr>
-      <w:r>
-        <w:t xml:space="preserve">Sparks, M. M. 2016. Climate, embryonic development, and potential for adaptation to warming water temperatures by bristol bay sockeye salmon. PhD thesis, Fairbanks, AK.</w:t>
       </w:r>
     </w:p>
     <w:bookmarkEnd w:id="94"/>
@@ -3169,13 +3206,13 @@
       </w:r>
     </w:p>
     <w:bookmarkEnd w:id="100"/>
-    <w:bookmarkStart w:id="102" w:name="ref-sparks2025"/>
+    <w:bookmarkStart w:id="102" w:name="ref-sparks2017"/>
     <w:p>
       <w:pPr>
         <w:pStyle w:val="Bibliography"/>
       </w:pPr>
       <w:r>
-        <w:t xml:space="preserve">Sparks, M. M., B. M. Maitland, E. Felts, A. Swartz, and P. Frater. 2025.</w:t>
+        <w:t xml:space="preserve">Sparks, M. M., P. A. H. Westley, J. A. Falke, and T. P. Quinn. 2017.</w:t>
       </w:r>
       <w:r>
         <w:t xml:space="preserve"> </w:t>
@@ -3185,27 +3222,21 @@
           <w:rPr>
             <w:rStyle w:val="Hyperlink"/>
           </w:rPr>
-          <w:t xml:space="preserve">hatchR</w:t>
-        </w:r>
-        <w:r>
-          <w:rPr>
-            <w:rStyle w:val="Hyperlink"/>
-          </w:rPr>
-          <w:t xml:space="preserve">: A toolset to predict when fish hatch and emerge</w:t>
+          <w:t xml:space="preserve">Thermal adaptation and phenotypic plasticity in a warming world: Insights from common garden experiments on Alaskan sockeye salmon</w:t>
         </w:r>
       </w:hyperlink>
       <w:r>
-        <w:t xml:space="preserve">. CRAN.</w:t>
+        <w:t xml:space="preserve">. Global Change Biology 23:5203–5217.</w:t>
       </w:r>
     </w:p>
     <w:bookmarkEnd w:id="102"/>
-    <w:bookmarkStart w:id="104" w:name="ref-sparks2017"/>
+    <w:bookmarkStart w:id="104" w:name="ref-steel2012"/>
     <w:p>
       <w:pPr>
         <w:pStyle w:val="Bibliography"/>
       </w:pPr>
       <w:r>
-        <w:t xml:space="preserve">Sparks, M. M., P. A. H. Westley, J. A. Falke, and T. P. Quinn. 2017.</w:t>
+        <w:t xml:space="preserve">Steel, E. A., A. Tillotson, D. A. Larsen, A. H. Fullerton, K. P. Denton, and B. R. Beckman. 2012.</w:t>
       </w:r>
       <w:r>
         <w:t xml:space="preserve"> </w:t>
@@ -3215,21 +3246,21 @@
           <w:rPr>
             <w:rStyle w:val="Hyperlink"/>
           </w:rPr>
-          <w:t xml:space="preserve">Thermal adaptation and phenotypic plasticity in a warming world: Insights from common garden experiments on Alaskan sockeye salmon</w:t>
+          <w:t xml:space="preserve">Beyond the mean: The role of variability in predicting ecological effects of stream temperature on salmon</w:t>
         </w:r>
       </w:hyperlink>
       <w:r>
-        <w:t xml:space="preserve">. Global Change Biology 23:5203–5217.</w:t>
+        <w:t xml:space="preserve">. Ecosphere 3:art104.</w:t>
       </w:r>
     </w:p>
     <w:bookmarkEnd w:id="104"/>
-    <w:bookmarkStart w:id="106" w:name="ref-steel2012"/>
+    <w:bookmarkStart w:id="106" w:name="ref-tang2017"/>
     <w:p>
       <w:pPr>
         <w:pStyle w:val="Bibliography"/>
       </w:pPr>
       <w:r>
-        <w:t xml:space="preserve">Steel, E. A., A. Tillotson, D. A. Larsen, A. H. Fullerton, K. P. Denton, and B. R. Beckman. 2012.</w:t>
+        <w:t xml:space="preserve">Tang, J., H. He, C. Chen, S. Fu, and F. Xue. 2017.</w:t>
       </w:r>
       <w:r>
         <w:t xml:space="preserve"> </w:t>
@@ -3239,50 +3270,26 @@
           <w:rPr>
             <w:rStyle w:val="Hyperlink"/>
           </w:rPr>
-          <w:t xml:space="preserve">Beyond the mean: The role of variability in predicting ecological effects of stream temperature on salmon</w:t>
+          <w:t xml:space="preserve">Latitudinal cogradient variation of development time and growth rate and a negative latitudinal body weight cline in a widely distributed cabbage beetle</w:t>
         </w:r>
       </w:hyperlink>
       <w:r>
-        <w:t xml:space="preserve">. Ecosphere 3:art104.</w:t>
+        <w:t xml:space="preserve">. PLOS ONE 12:e0181030.</w:t>
       </w:r>
     </w:p>
     <w:bookmarkEnd w:id="106"/>
-    <w:bookmarkStart w:id="108" w:name="ref-tang2017"/>
+    <w:bookmarkStart w:id="108" w:name="ref-vandamme1992"/>
     <w:p>
       <w:pPr>
         <w:pStyle w:val="Bibliography"/>
       </w:pPr>
       <w:r>
-        <w:t xml:space="preserve">Tang, J., H. He, C. Chen, S. Fu, and F. Xue. 2017.</w:t>
+        <w:t xml:space="preserve">Van Damme, R., D. Bauwens, F. Braña, and R. F. Verheyen. 1992.</w:t>
       </w:r>
       <w:r>
         <w:t xml:space="preserve"> </w:t>
       </w:r>
       <w:hyperlink r:id="rId107">
-        <w:r>
-          <w:rPr>
-            <w:rStyle w:val="Hyperlink"/>
-          </w:rPr>
-          <w:t xml:space="preserve">Latitudinal cogradient variation of development time and growth rate and a negative latitudinal body weight cline in a widely distributed cabbage beetle</w:t>
-        </w:r>
-      </w:hyperlink>
-      <w:r>
-        <w:t xml:space="preserve">. PLOS ONE 12:e0181030.</w:t>
-      </w:r>
-    </w:p>
-    <w:bookmarkEnd w:id="108"/>
-    <w:bookmarkStart w:id="110" w:name="ref-vandamme1992"/>
-    <w:p>
-      <w:pPr>
-        <w:pStyle w:val="Bibliography"/>
-      </w:pPr>
-      <w:r>
-        <w:t xml:space="preserve">Van Damme, R., D. Bauwens, F. Braña, and R. F. Verheyen. 1992.</w:t>
-      </w:r>
-      <w:r>
-        <w:t xml:space="preserve"> </w:t>
-      </w:r>
-      <w:hyperlink r:id="rId109">
         <w:r>
           <w:rPr>
             <w:rStyle w:val="Hyperlink"/>
@@ -3316,73 +3323,73 @@
         <w:t xml:space="preserve">. Herpetologica 48:220–228.</w:t>
       </w:r>
     </w:p>
+    <w:bookmarkEnd w:id="108"/>
+    <w:bookmarkStart w:id="110" w:name="ref-warkentin2011"/>
+    <w:p>
+      <w:pPr>
+        <w:pStyle w:val="Bibliography"/>
+      </w:pPr>
+      <w:r>
+        <w:t xml:space="preserve">Warkentin, K. M. 2011.</w:t>
+      </w:r>
+      <w:r>
+        <w:t xml:space="preserve"> </w:t>
+      </w:r>
+      <w:hyperlink r:id="rId109">
+        <w:r>
+          <w:rPr>
+            <w:rStyle w:val="Hyperlink"/>
+          </w:rPr>
+          <w:t xml:space="preserve">Environmentally cued hatching across taxa: Embryos respond to risk and opportunity</w:t>
+        </w:r>
+      </w:hyperlink>
+      <w:r>
+        <w:t xml:space="preserve">. Integrative and Comparative Biology 51:14–25.</w:t>
+      </w:r>
+    </w:p>
     <w:bookmarkEnd w:id="110"/>
-    <w:bookmarkStart w:id="112" w:name="ref-warkentin2011"/>
+    <w:bookmarkStart w:id="111" w:name="ref-west-eberhard2003"/>
     <w:p>
       <w:pPr>
         <w:pStyle w:val="Bibliography"/>
       </w:pPr>
       <w:r>
-        <w:t xml:space="preserve">Warkentin, K. M. 2011.</w:t>
-      </w:r>
-      <w:r>
-        <w:t xml:space="preserve"> </w:t>
-      </w:r>
-      <w:hyperlink r:id="rId111">
-        <w:r>
-          <w:rPr>
-            <w:rStyle w:val="Hyperlink"/>
-          </w:rPr>
-          <w:t xml:space="preserve">Environmentally cued hatching across taxa: Embryos respond to risk and opportunity</w:t>
+        <w:t xml:space="preserve">West-Eberhard, M. J. 2003. Developmental Plasticity and Evolution. Oxford University Press.</w:t>
+      </w:r>
+    </w:p>
+    <w:bookmarkEnd w:id="111"/>
+    <w:bookmarkStart w:id="113" w:name="ref-while2018"/>
+    <w:p>
+      <w:pPr>
+        <w:pStyle w:val="Bibliography"/>
+      </w:pPr>
+      <w:r>
+        <w:t xml:space="preserve">While, G. M., D. W. A. Noble, T. Uller, D. A. Warner, J. L. Riley, W.-G. Du, and L. E. Schwanz. 2018.</w:t>
+      </w:r>
+      <w:r>
+        <w:t xml:space="preserve"> </w:t>
+      </w:r>
+      <w:hyperlink r:id="rId112">
+        <w:r>
+          <w:rPr>
+            <w:rStyle w:val="Hyperlink"/>
+          </w:rPr>
+          <w:t xml:space="preserve">Patterns of developmental plasticity in response to incubation temperature in reptiles</w:t>
         </w:r>
       </w:hyperlink>
       <w:r>
-        <w:t xml:space="preserve">. Integrative and Comparative Biology 51:14–25.</w:t>
-      </w:r>
-    </w:p>
-    <w:bookmarkEnd w:id="112"/>
-    <w:bookmarkStart w:id="113" w:name="ref-west-eberhard2003"/>
-    <w:p>
-      <w:pPr>
-        <w:pStyle w:val="Bibliography"/>
-      </w:pPr>
-      <w:r>
-        <w:t xml:space="preserve">West-Eberhard, M. J. 2003. Developmental Plasticity and Evolution. Oxford University Press.</w:t>
+        <w:t xml:space="preserve">. Journal of Experimental Zoology Part A: Ecological and Integrative Physiology 329:162–176.</w:t>
       </w:r>
     </w:p>
     <w:bookmarkEnd w:id="113"/>
-    <w:bookmarkStart w:id="115" w:name="ref-while2018"/>
-    <w:p>
-      <w:pPr>
-        <w:pStyle w:val="Bibliography"/>
-      </w:pPr>
-      <w:r>
-        <w:t xml:space="preserve">While, G. M., D. W. A. Noble, T. Uller, D. A. Warner, J. L. Riley, W.-G. Du, and L. E. Schwanz. 2018.</w:t>
-      </w:r>
-      <w:r>
-        <w:t xml:space="preserve"> </w:t>
-      </w:r>
-      <w:hyperlink r:id="rId114">
-        <w:r>
-          <w:rPr>
-            <w:rStyle w:val="Hyperlink"/>
-          </w:rPr>
-          <w:t xml:space="preserve">Patterns of developmental plasticity in response to incubation temperature in reptiles</w:t>
-        </w:r>
-      </w:hyperlink>
-      <w:r>
-        <w:t xml:space="preserve">. Journal of Experimental Zoology Part A: Ecological and Integrative Physiology 329:162–176.</w:t>
+    <w:bookmarkEnd w:id="114"/>
+    <w:p>
+      <w:r>
+        <w:br w:type="page"/>
       </w:r>
     </w:p>
     <w:bookmarkEnd w:id="115"/>
-    <w:bookmarkEnd w:id="116"/>
-    <w:p>
-      <w:r>
-        <w:br w:type="page"/>
-      </w:r>
-    </w:p>
-    <w:bookmarkEnd w:id="117"/>
-    <w:bookmarkStart w:id="118" w:name="tables"/>
+    <w:bookmarkStart w:id="116" w:name="tables"/>
     <w:p>
       <w:pPr>
         <w:pStyle w:val="Heading1"/>
@@ -5564,8 +5571,8 @@
         <w:br w:type="page"/>
       </w:r>
     </w:p>
-    <w:bookmarkEnd w:id="118"/>
-    <w:bookmarkStart w:id="119" w:name="figure-captions"/>
+    <w:bookmarkEnd w:id="116"/>
+    <w:bookmarkStart w:id="117" w:name="figure-captions"/>
     <w:p>
       <w:pPr>
         <w:pStyle w:val="Heading1"/>
@@ -5607,7 +5614,7 @@
         <w:t xml:space="preserve">Ascaphus truei</w:t>
       </w:r>
       <w:r>
-        <w:t xml:space="preserve">) from 1991 to 2020s using effective value model parameterized in this study. Panel A: Marginal mean trend across all sites shows a significant decline in days to hatching over time. Panel B: Site- and reach-specific (COMID) trends in predicted days to hatch, colored by mountain range. Estimates are based on the best fitting model, with stream temperatures from</w:t>
+        <w:t xml:space="preserve">) from 1991 to 2020s using effective value model parameterized in this study (Figure 1). Panel A: Marginal mean trend across all sites shows a significant decline in days to hatching over time. Panel B: Site- and reach-specific (COMID) trends in predicted days to hatch, colored by mountain range. Estimates are based on the best fitting model, with stream temperatures from</w:t>
       </w:r>
       <w:r>
         <w:t xml:space="preserve"> </w:t>
@@ -5655,7 +5662,7 @@
         <w:t xml:space="preserve"> </w:t>
       </w:r>
       <w:r>
-        <w:t xml:space="preserve">and phenology is predicted using two synthetic temperature regimes: Panel A shows predictions under a cooler regime (mean = 16 °C), while Panel B shows predictions under a warmer regime (mean = 24 °C). Horizontal bars and number indicate the predicted days to hatch for a given thermal regime. Panel C displays the effective value curves for each species—linearized thermal reaction norms. The crossover in rank order between Panels A and B illustrates genotype-by-environment interactions, reflecting species-specific thermal niches and breeding strategies.</w:t>
+        <w:t xml:space="preserve">and phenology is predicted using two synthetic temperature variable regimes: Panel A shows predictions under a cooler regime (mean = 16 °C), while Panel B shows predictions under a warmer regime (mean = 24 °C). Horizontal bars and number indicate the predicted days to hatch for a given thermal regime, while the dotted line represents the daily mean temperature. Panel C displays the effective value curves for each species—linearized thermal reaction norms. The crossover in rank order between Panels A and B illustrates genotype-by-environment interactions, reflecting species-specific thermal niches and breeding strategies.</w:t>
       </w:r>
     </w:p>
     <w:p>
@@ -5682,7 +5689,7 @@
         <w:t xml:space="preserve">(Tang et al. 2017)</w:t>
       </w:r>
       <w:r>
-        <w:t xml:space="preserve">. Models were parameterized from common garden experiments under constant temperatures. The southernmost population (Xiushui County) shows a consistently faster developmental rate than populations from more northerly sites, especially at colder temperatures. This pattern is indicative of cogradient variation, where both genetic and environmental effects reinforce the observed phenotypic trend.</w:t>
+        <w:t xml:space="preserve">. Models were parameterized from common garden experiments under constant temperatures. The southernmost population (Xiushui County) shows a consistently faster developmental rate than populations from more northerly sites, especially at warmer temperatures. This pattern is indicative of cogradient variation, where both genetic and environmental effects reinforce the observed phenotypic trend.</w:t>
       </w:r>
     </w:p>
     <w:p>
@@ -5690,8 +5697,8 @@
         <w:br w:type="page"/>
       </w:r>
     </w:p>
-    <w:bookmarkEnd w:id="119"/>
-    <w:bookmarkStart w:id="132" w:name="figures"/>
+    <w:bookmarkEnd w:id="117"/>
+    <w:bookmarkStart w:id="130" w:name="figures"/>
     <w:p>
       <w:pPr>
         <w:pStyle w:val="Heading1"/>
@@ -5709,18 +5716,18 @@
           <wp:inline>
             <wp:extent cx="5943600" cy="2971800"/>
             <wp:effectExtent b="0" l="0" r="0" t="0"/>
-            <wp:docPr descr="" title="" id="121" name="Picture"/>
+            <wp:docPr descr="" title="" id="119" name="Picture"/>
             <a:graphic>
               <a:graphicData uri="http://schemas.openxmlformats.org/drawingml/2006/picture">
                 <pic:pic>
                   <pic:nvPicPr>
-                    <pic:cNvPr descr="paper_files/figure-docx/fig-1-1.png" id="122" name="Picture"/>
+                    <pic:cNvPr descr="paper_files/figure-docx/fig-1-1.png" id="120" name="Picture"/>
                     <pic:cNvPicPr>
                       <a:picLocks noChangeArrowheads="1" noChangeAspect="1"/>
                     </pic:cNvPicPr>
                   </pic:nvPicPr>
                   <pic:blipFill>
-                    <a:blip r:embed="rId120"/>
+                    <a:blip r:embed="rId118"/>
                     <a:stretch>
                       <a:fillRect/>
                     </a:stretch>
@@ -5761,18 +5768,18 @@
           <wp:inline>
             <wp:extent cx="5943600" cy="2971800"/>
             <wp:effectExtent b="0" l="0" r="0" t="0"/>
-            <wp:docPr descr="" title="" id="124" name="Picture"/>
+            <wp:docPr descr="" title="" id="122" name="Picture"/>
             <a:graphic>
               <a:graphicData uri="http://schemas.openxmlformats.org/drawingml/2006/picture">
                 <pic:pic>
                   <pic:nvPicPr>
-                    <pic:cNvPr descr="paper_files/figure-docx/fig-2-1.png" id="125" name="Picture"/>
+                    <pic:cNvPr descr="paper_files/figure-docx/fig-2-1.png" id="123" name="Picture"/>
                     <pic:cNvPicPr>
                       <a:picLocks noChangeArrowheads="1" noChangeAspect="1"/>
                     </pic:cNvPicPr>
                   </pic:nvPicPr>
                   <pic:blipFill>
-                    <a:blip r:embed="rId123"/>
+                    <a:blip r:embed="rId121"/>
                     <a:stretch>
                       <a:fillRect/>
                     </a:stretch>
@@ -5813,18 +5820,18 @@
           <wp:inline>
             <wp:extent cx="5943600" cy="5943600"/>
             <wp:effectExtent b="0" l="0" r="0" t="0"/>
-            <wp:docPr descr="" title="" id="127" name="Picture"/>
+            <wp:docPr descr="" title="" id="125" name="Picture"/>
             <a:graphic>
               <a:graphicData uri="http://schemas.openxmlformats.org/drawingml/2006/picture">
                 <pic:pic>
                   <pic:nvPicPr>
-                    <pic:cNvPr descr="paper_files/figure-docx/fig-3-1.png" id="128" name="Picture"/>
+                    <pic:cNvPr descr="paper_files/figure-docx/fig-3-1.png" id="126" name="Picture"/>
                     <pic:cNvPicPr>
                       <a:picLocks noChangeArrowheads="1" noChangeAspect="1"/>
                     </pic:cNvPicPr>
                   </pic:nvPicPr>
                   <pic:blipFill>
-                    <a:blip r:embed="rId126"/>
+                    <a:blip r:embed="rId124"/>
                     <a:stretch>
                       <a:fillRect/>
                     </a:stretch>
@@ -5865,18 +5872,18 @@
           <wp:inline>
             <wp:extent cx="5943600" cy="2971800"/>
             <wp:effectExtent b="0" l="0" r="0" t="0"/>
-            <wp:docPr descr="" title="" id="130" name="Picture"/>
+            <wp:docPr descr="" title="" id="128" name="Picture"/>
             <a:graphic>
               <a:graphicData uri="http://schemas.openxmlformats.org/drawingml/2006/picture">
                 <pic:pic>
                   <pic:nvPicPr>
-                    <pic:cNvPr descr="paper_files/figure-docx/fig-4-1.png" id="131" name="Picture"/>
+                    <pic:cNvPr descr="paper_files/figure-docx/fig-4-1.png" id="129" name="Picture"/>
                     <pic:cNvPicPr>
                       <a:picLocks noChangeArrowheads="1" noChangeAspect="1"/>
                     </pic:cNvPicPr>
                   </pic:nvPicPr>
                   <pic:blipFill>
-                    <a:blip r:embed="rId129"/>
+                    <a:blip r:embed="rId127"/>
                     <a:stretch>
                       <a:fillRect/>
                     </a:stretch>
@@ -5903,7 +5910,7 @@
         </w:drawing>
       </w:r>
     </w:p>
-    <w:bookmarkEnd w:id="132"/>
+    <w:bookmarkEnd w:id="130"/>
     <w:sectPr>
       <w:footerReference r:id="rId10" w:type="even"/>
       <w:footerReference r:id="rId9" w:type="default"/>

--- a/docs/manuscript/paper.docx
+++ b/docs/manuscript/paper.docx
@@ -302,7 +302,19 @@
         <w:t xml:space="preserve"> </w:t>
       </w:r>
       <w:r>
-        <w:t xml:space="preserve">uses temperature-performance curves generated from lab-based thermal rearing trials to estimate the proportion of development achieved each day under observed temperature conditions. These daily contributions are summed until a cumulative threshold is reached, marking the completion of a developmental stage. The package includes both an R-based workflow and a user-friendly Shiny web interface to facilitate broad adoption across research and management communities (</w:t>
+        <w:t xml:space="preserve">uses temperature-performance curves generated from lab-based thermal rearing trials to estimate the proportion of development achieved each day under observed temperature conditions. These daily contributions are summed until a cumulative threshold is reached, marking the completion of a developmental stage. The package includes both an R-based workflow and a user-friendly Shiny web interface</w:t>
+      </w:r>
+      <w:r>
+        <w:t xml:space="preserve"> </w:t>
+      </w:r>
+      <w:r>
+        <w:t xml:space="preserve">(R Core Team 2024, Sparks et al. 2025)</w:t>
+      </w:r>
+      <w:r>
+        <w:t xml:space="preserve"> </w:t>
+      </w:r>
+      <w:r>
+        <w:t xml:space="preserve">to facilitate broad adoption across research and management communities (</w:t>
       </w:r>
       <w:hyperlink r:id="rId23">
         <w:r>
@@ -379,7 +391,7 @@
       </w:r>
     </w:p>
     <w:bookmarkEnd w:id="24"/>
-    <w:bookmarkStart w:id="28" w:name="methods"/>
+    <w:bookmarkStart w:id="29" w:name="methods"/>
     <w:p>
       <w:pPr>
         <w:pStyle w:val="Heading1"/>
@@ -830,7 +842,7 @@
         <w:t xml:space="preserve">Oncorhynchus nerka</w:t>
       </w:r>
       <w:r>
-        <w:t xml:space="preserve">) using common garden data and demonstrated how effective value models can be parameterized using average temperatures over the course of development to predict hatch timing for embryos receiving daily fluctuating temperatures, with perfect concordance between model estimates and empirical data.</w:t>
+        <w:t xml:space="preserve">) using common garden data and demonstrated how effective value models can be parameterized using average temperatures over the course of development to predict hatch timing for embryos receiving daily fluctuating temperatures, with near-perfect concordance between model estimates and empirical data.</w:t>
       </w:r>
     </w:p>
     <w:p>
@@ -848,7 +860,7 @@
         <w:t xml:space="preserve">Ascaphus truei</w:t>
       </w:r>
       <w:r>
-        <w:t xml:space="preserve">), a cold-adapted amphibian widespread in forested streams of western North America (Figure 1). We used</w:t>
+        <w:t xml:space="preserve">), a cold-adapted amphibian widespread in forested streams of western North America (Figure 1A,B). We used</w:t>
       </w:r>
       <w:r>
         <w:t xml:space="preserve"> </w:t>
@@ -920,7 +932,41 @@
       </w:r>
     </w:p>
     <w:bookmarkEnd w:id="25"/>
-    <w:bookmarkStart w:id="26" w:name="data-input-and-quality-checks"/>
+    <w:bookmarkStart w:id="26" w:name="Xd7c6a5f0717c7e3d7e4c8e24060261f2fb469c8"/>
+    <w:p>
+      <w:pPr>
+        <w:pStyle w:val="Heading2"/>
+      </w:pPr>
+      <w:r>
+        <w:t xml:space="preserve">Effective value models vs. threshold models</w:t>
+      </w:r>
+    </w:p>
+    <w:p>
+      <w:pPr>
+        <w:pStyle w:val="FirstParagraph"/>
+      </w:pPr>
+      <w:r>
+        <w:t xml:space="preserve">In addition to demonstrating how an effective value model might be parameterized, we also use the same underlying data to show how accumulated thermal models can be highly inaccurate when not used appropriately. Because there is no constant thermal unit threshold at which coastal tailed frogs hatch (Fig 1C)—as is the case with most poikilotherms—when using accumulated thermal unit (ATU) models in wild environments, predictions will only be accurate when the parameterize ATU model (Figure 1C) closely matches the experienced temperature</w:t>
+      </w:r>
+      <w:r>
+        <w:t xml:space="preserve"> </w:t>
+      </w:r>
+      <w:r>
+        <w:rPr>
+          <w:i/>
+          <w:iCs/>
+        </w:rPr>
+        <w:t xml:space="preserve">in situ</w:t>
+      </w:r>
+      <w:r>
+        <w:t xml:space="preserve"> </w:t>
+      </w:r>
+      <w:r>
+        <w:t xml:space="preserve">(Figure 1D). These differences are most pronounced when models parameterized at very cold temperatures are used in very warm environments or vice-versa (&gt;40 days). However, even models that more closely match the wild environment, for example an accumulated thermal unit model parameterized at 10 °C, but used for a thermal regime that is actually 8 °C is off by 7.5 days or 18.75% of the 40 day empirical developmental period.</w:t>
+      </w:r>
+    </w:p>
+    <w:bookmarkEnd w:id="26"/>
+    <w:bookmarkStart w:id="27" w:name="data-input-and-quality-checks"/>
     <w:p>
       <w:pPr>
         <w:pStyle w:val="Heading2"/>
@@ -1008,8 +1054,8 @@
         <w:t xml:space="preserve">to ensure there are no gaps or anomalies in the temperature record.</w:t>
       </w:r>
     </w:p>
-    <w:bookmarkEnd w:id="26"/>
-    <w:bookmarkStart w:id="27" w:name="predicting-phenology"/>
+    <w:bookmarkEnd w:id="27"/>
+    <w:bookmarkStart w:id="28" w:name="predicting-phenology"/>
     <w:p>
       <w:pPr>
         <w:pStyle w:val="Heading2"/>
@@ -1151,9 +1197,9 @@
         <w:t xml:space="preserve">Experimental data to create custom effective value model parameterizations (or, in the case of some fishes, use included models).</w:t>
       </w:r>
     </w:p>
-    <w:bookmarkEnd w:id="27"/>
     <w:bookmarkEnd w:id="28"/>
-    <w:bookmarkStart w:id="32" w:name="case-studies"/>
+    <w:bookmarkEnd w:id="29"/>
+    <w:bookmarkStart w:id="33" w:name="case-studies"/>
     <w:p>
       <w:pPr>
         <w:pStyle w:val="Heading1"/>
@@ -1216,13 +1262,13 @@
         <w:t xml:space="preserve"> </w:t>
       </w:r>
       <w:r>
-        <w:t xml:space="preserve">(Sparks et al. 2026)</w:t>
-      </w:r>
-      <w:r>
-        <w:t xml:space="preserve">. While the case studies we present here are intended as proof-of-concept, we anticipate that applications will continue to expand alongside the growing availability of temperature–development datasets.</w:t>
-      </w:r>
-    </w:p>
-    <w:bookmarkStart w:id="29" w:name="X334f715e53d1bdc588a68ff6fffa52905048556"/>
+        <w:t xml:space="preserve">Sparks et al. (2026)</w:t>
+      </w:r>
+      <w:r>
+        <w:t xml:space="preserve">). While the case studies we present here are intended as proof-of-concept, we anticipate that applications will continue to expand alongside the growing availability of temperature–development datasets.</w:t>
+      </w:r>
+    </w:p>
+    <w:bookmarkStart w:id="30" w:name="X334f715e53d1bdc588a68ff6fffa52905048556"/>
     <w:p>
       <w:pPr>
         <w:pStyle w:val="Heading2"/>
@@ -1291,7 +1337,7 @@
         <w:t xml:space="preserve"> </w:t>
       </w:r>
       <w:r>
-        <w:t xml:space="preserve">(Karraker, personal communication) and our earlier parameterized effective value model (Figure 1), we modeled daily development across 30 years (1991-2020) using modeled stream temperature data from</w:t>
+        <w:t xml:space="preserve">(N. Karraker, personal communication) and our earlier parameterized effective value model (Figure 1A,B), we modeled daily development across 30 years (1991-2020) using modeled stream temperature data from</w:t>
       </w:r>
       <w:r>
         <w:t xml:space="preserve"> </w:t>
@@ -1376,8 +1422,8 @@
         <w:t xml:space="preserve">to detect spatiotemporal phenological variation and forecast potential shifts under shifting climate patterns.</w:t>
       </w:r>
     </w:p>
-    <w:bookmarkEnd w:id="29"/>
-    <w:bookmarkStart w:id="30" w:name="Xa60655d3efe81d9558e26e2ae09fcc99fc53539"/>
+    <w:bookmarkEnd w:id="30"/>
+    <w:bookmarkStart w:id="31" w:name="Xa60655d3efe81d9558e26e2ae09fcc99fc53539"/>
     <w:p>
       <w:pPr>
         <w:pStyle w:val="Heading2"/>
@@ -1551,8 +1597,8 @@
         <w:t xml:space="preserve">can be used to explore evolutionary and ecological differences in thermal sensitivity across species. When combined with phylogenetic or trait-based analyses, such reaction norms can reveal how developmental strategies align with species’ ecological niches, helping to explain the persistence of closely related species across thermal gradients.</w:t>
       </w:r>
     </w:p>
-    <w:bookmarkEnd w:id="30"/>
-    <w:bookmarkStart w:id="31" w:name="Xd9357b1ffd9d0b8cc15d3be4ec5defe3efeec4e"/>
+    <w:bookmarkEnd w:id="31"/>
+    <w:bookmarkStart w:id="32" w:name="Xd9357b1ffd9d0b8cc15d3be4ec5defe3efeec4e"/>
     <w:p>
       <w:pPr>
         <w:pStyle w:val="Heading2"/>
@@ -1644,38 +1690,68 @@
       <w:r>
         <w:t xml:space="preserve">can be used to explore the intersection of developmental plasticity and local adaptation in a novel framework. Such applications are useful for disentangling the genetic basis of thermal sensitivity, anticipating geographic responses to changing temperatures, and informing population-specific management strategies.</w:t>
       </w:r>
-      <w:r>
-        <w:t xml:space="preserve"> </w:t>
-      </w:r>
-      <w:r>
-        <w:t xml:space="preserve">(</w:t>
-      </w:r>
+    </w:p>
+    <w:bookmarkEnd w:id="32"/>
+    <w:bookmarkEnd w:id="33"/>
+    <w:bookmarkStart w:id="34" w:name="discussion"/>
+    <w:p>
+      <w:pPr>
+        <w:pStyle w:val="Heading1"/>
+      </w:pPr>
+      <w:r>
+        <w:t xml:space="preserve">Discussion</w:t>
+      </w:r>
+    </w:p>
+    <w:p>
+      <w:pPr>
+        <w:pStyle w:val="FirstParagraph"/>
+      </w:pPr>
       <w:r>
         <w:rPr>
           <w:b/>
           <w:bCs/>
         </w:rPr>
-        <w:t xml:space="preserve">spark?</w:t>
-      </w:r>
-      <w:r>
-        <w:t xml:space="preserve">)</w:t>
-      </w:r>
-    </w:p>
-    <w:bookmarkEnd w:id="31"/>
-    <w:bookmarkEnd w:id="32"/>
-    <w:bookmarkStart w:id="33" w:name="discussion"/>
-    <w:p>
-      <w:pPr>
-        <w:pStyle w:val="Heading1"/>
-      </w:pPr>
-      <w:r>
-        <w:t xml:space="preserve">Discussion</w:t>
-      </w:r>
-    </w:p>
-    <w:p>
-      <w:pPr>
-        <w:pStyle w:val="FirstParagraph"/>
-      </w:pPr>
+        <w:t xml:space="preserve">hatchR</w:t>
+      </w:r>
+      <w:r>
+        <w:t xml:space="preserve"> </w:t>
+      </w:r>
+      <w:r>
+        <w:t xml:space="preserve">is a generalizeable and flexible tool for predicting phenology across a broad set of poikilothermic organisms. The effective value framework accommodates nonlinear thermal sensitivity and allows researchers to estimate the timing of developmental milestones under real-world, fluctuating temperature regimes with high accuracy and precision (Figure 1A,B). In this manuscript, we demonstrate how power-law models can be fit using the</w:t>
+      </w:r>
+      <w:r>
+        <w:t xml:space="preserve"> </w:t>
+      </w:r>
+      <w:r>
+        <w:rPr>
+          <w:rStyle w:val="VerbatimChar"/>
+        </w:rPr>
+        <w:t xml:space="preserve">fit_model()</w:t>
+      </w:r>
+      <w:r>
+        <w:t xml:space="preserve"> </w:t>
+      </w:r>
+      <w:r>
+        <w:t xml:space="preserve">function, or defined externally and passed into the</w:t>
+      </w:r>
+      <w:r>
+        <w:t xml:space="preserve"> </w:t>
+      </w:r>
+      <w:r>
+        <w:rPr>
+          <w:rStyle w:val="VerbatimChar"/>
+        </w:rPr>
+        <w:t xml:space="preserve">predict_phenology()</w:t>
+      </w:r>
+      <w:r>
+        <w:t xml:space="preserve"> </w:t>
+      </w:r>
+      <w:r>
+        <w:t xml:space="preserve">function. We also illustrate how effective value models account for variable thermal environments and compensatory responses by organisms, which may create significant bias in commonly used thermal developmental models (Figure 1C,D).</w:t>
+      </w:r>
+      <w:r>
+        <w:t xml:space="preserve"> </w:t>
+      </w:r>
       <w:r>
         <w:rPr>
           <w:b/>
@@ -1687,37 +1763,19 @@
         <w:t xml:space="preserve"> </w:t>
       </w:r>
       <w:r>
-        <w:t xml:space="preserve">is a generalizeable and flexible tool for predicting phenology across a broad set of poikilothermic organisms. The effective value framework accommodates nonlinear thermal sensitivity and allows researchers to estimate the timing of developmental milestones under real-world, fluctuating temperature regimes with high accuracy and precision. In this manuscript, we demonstrate how power-law models can be fit using the</w:t>
-      </w:r>
-      <w:r>
-        <w:t xml:space="preserve"> </w:t>
-      </w:r>
-      <w:r>
-        <w:rPr>
-          <w:rStyle w:val="VerbatimChar"/>
-        </w:rPr>
-        <w:t xml:space="preserve">fit_model()</w:t>
-      </w:r>
-      <w:r>
-        <w:t xml:space="preserve"> </w:t>
-      </w:r>
-      <w:r>
-        <w:t xml:space="preserve">function, or defined externally and passed into the</w:t>
-      </w:r>
-      <w:r>
-        <w:t xml:space="preserve"> </w:t>
-      </w:r>
-      <w:r>
-        <w:rPr>
-          <w:rStyle w:val="VerbatimChar"/>
-        </w:rPr>
-        <w:t xml:space="preserve">predict_phenology()</w:t>
-      </w:r>
-      <w:r>
-        <w:t xml:space="preserve"> </w:t>
-      </w:r>
-      <w:r>
-        <w:t xml:space="preserve">function. For users without coding experience, a graphical user interface is also available via the</w:t>
+        <w:t xml:space="preserve">is distributed as an R package</w:t>
+      </w:r>
+      <w:r>
+        <w:t xml:space="preserve"> </w:t>
+      </w:r>
+      <w:r>
+        <w:t xml:space="preserve">(R Core Team 2024, Sparks et al. 2025)</w:t>
+      </w:r>
+      <w:r>
+        <w:t xml:space="preserve"> </w:t>
+      </w:r>
+      <w:r>
+        <w:t xml:space="preserve">for iterative and customizable processes, as well as a graphical user interface available via the</w:t>
       </w:r>
       <w:r>
         <w:t xml:space="preserve"> </w:t>
@@ -1798,19 +1856,13 @@
         <w:pStyle w:val="BodyText"/>
       </w:pPr>
       <w:r>
-        <w:t xml:space="preserve">We attempted to validate models with phenological data from wild populations, but we found no examples where we could parameterize a model at the population-level and then use it to predict phenology for which that population had empirical data in the wild.</w:t>
-      </w:r>
-      <w:r>
-        <w:t xml:space="preserve"> </w:t>
-      </w:r>
-      <w:r>
         <w:t xml:space="preserve">Sparks et al. (2017)</w:t>
       </w:r>
       <w:r>
         <w:t xml:space="preserve"> </w:t>
       </w:r>
       <w:r>
-        <w:t xml:space="preserve">demonstrated the utility of this approach with fluctuating temperature regimes mimicking empirical developmental regimes in lab settings, finding perfect concordance with mean hatching response. However, these models have yet to be verified</w:t>
+        <w:t xml:space="preserve">demonstrated the predictive ability of effective value models with fluctuating temperature regimes matching empirical developmental regimes (averaged at the daily time-step) in lab settings, finding near-perfect concordance with mean hatching response. However, these models have yet to be validated</w:t>
       </w:r>
       <w:r>
         <w:t xml:space="preserve"> </w:t>
@@ -1823,10 +1875,20 @@
         <w:t xml:space="preserve">in situ</w:t>
       </w:r>
       <w:r>
-        <w:t xml:space="preserve"> </w:t>
-      </w:r>
-      <w:r>
-        <w:t xml:space="preserve">with parameterizations that can account for differences driven by local adaptation or other factors that may drive developmental rates. We believe the paucity of these data is driven by the difficulty in parameterizing and applying models for wild populations—a problem we believe</w:t>
+        <w:t xml:space="preserve">. When we attempted to verify model predictions for a wild population, we could not find an example where we could match experimental data at an appropriate scale (</w:t>
+      </w:r>
+      <w:r>
+        <w:rPr>
+          <w:i/>
+          <w:iCs/>
+        </w:rPr>
+        <w:t xml:space="preserve">e.g.,</w:t>
+      </w:r>
+      <w:r>
+        <w:t xml:space="preserve"> </w:t>
+      </w:r>
+      <w:r>
+        <w:t xml:space="preserve">for a locally adapted population) with recorded developmental data for that wild population. We believe the paucity of these data is driven by the difficulty in parameterizing and applying models for wild populations—a problem we believe</w:t>
       </w:r>
       <w:r>
         <w:t xml:space="preserve"> </w:t>
@@ -1842,36 +1904,61 @@
         <w:t xml:space="preserve"> </w:t>
       </w:r>
       <w:r>
-        <w:t xml:space="preserve">is well positioned to address.</w:t>
-      </w:r>
-    </w:p>
-    <w:p>
-      <w:pPr>
-        <w:pStyle w:val="BodyText"/>
-      </w:pPr>
-      <w:r>
-        <w:t xml:space="preserve">We encourage users to carefully consider how models are parameterized. As discussed in greater detail in documentation for</w:t>
-      </w:r>
-      <w:r>
-        <w:t xml:space="preserve"> </w:t>
-      </w:r>
-      <w:r>
-        <w:t xml:space="preserve">Sparks et al. (2026)</w:t>
-      </w:r>
-      <w:r>
-        <w:t xml:space="preserve">, we recommend using experimental data with at least four distinct temperature treatments spanning a wide thermal range. This is critical for capturing the nonlinear shape of developmental rate curves and avoiding overfitting or extrapolation errors. Many studies we encountered—particularly older or gray literature—relied on only two temperature treatments</w:t>
-      </w:r>
-      <w:r>
-        <w:t xml:space="preserve"> </w:t>
-      </w:r>
-      <w:r>
-        <w:t xml:space="preserve">(</w:t>
+        <w:t xml:space="preserve">is well positioned to address. The highly mechanistic relationship of these models—our hatch timing model for tailed frogs describes 99.6% of variance in hatch timing in our data—paired with their efficacy in predicting development for variable regimes</w:t>
+      </w:r>
+      <w:r>
+        <w:t xml:space="preserve"> </w:t>
+      </w:r>
+      <w:r>
+        <w:t xml:space="preserve">(Sparks et al. 2017)</w:t>
+      </w:r>
+      <w:r>
+        <w:t xml:space="preserve">, indicates these models should perform well once users can match appropriately scaled parameterizations with</w:t>
+      </w:r>
+      <w:r>
+        <w:t xml:space="preserve"> </w:t>
       </w:r>
       <w:r>
         <w:rPr>
           <w:i/>
           <w:iCs/>
         </w:rPr>
+        <w:t xml:space="preserve">in situ</w:t>
+      </w:r>
+      <w:r>
+        <w:t xml:space="preserve"> </w:t>
+      </w:r>
+      <w:r>
+        <w:t xml:space="preserve">empirical developmental data.</w:t>
+      </w:r>
+    </w:p>
+    <w:p>
+      <w:pPr>
+        <w:pStyle w:val="BodyText"/>
+      </w:pPr>
+      <w:r>
+        <w:t xml:space="preserve">We encourage users to carefully consider how models are parameterized. As discussed in greater detail in documentation for</w:t>
+      </w:r>
+      <w:r>
+        <w:t xml:space="preserve"> </w:t>
+      </w:r>
+      <w:r>
+        <w:t xml:space="preserve">Sparks et al. (2026)</w:t>
+      </w:r>
+      <w:r>
+        <w:t xml:space="preserve">, we recommend using experimental data with at least four distinct temperature treatments spanning a wide thermal range. This is critical for capturing the nonlinear shape of developmental rate curves and avoiding overfitting or extrapolation errors. Many studies we encountered—particularly older or gray literature—relied on only two temperature treatments</w:t>
+      </w:r>
+      <w:r>
+        <w:t xml:space="preserve"> </w:t>
+      </w:r>
+      <w:r>
+        <w:t xml:space="preserve">(</w:t>
+      </w:r>
+      <w:r>
+        <w:rPr>
+          <w:i/>
+          <w:iCs/>
+        </w:rPr>
         <w:t xml:space="preserve">e.g.</w:t>
       </w:r>
       <w:r>
@@ -1966,8 +2053,8 @@
         <w:t xml:space="preserve">.</w:t>
       </w:r>
     </w:p>
-    <w:bookmarkEnd w:id="33"/>
-    <w:bookmarkStart w:id="34" w:name="conclusion"/>
+    <w:bookmarkEnd w:id="34"/>
+    <w:bookmarkStart w:id="35" w:name="conclusion"/>
     <w:p>
       <w:pPr>
         <w:pStyle w:val="Heading1"/>
@@ -2010,8 +2097,8 @@
         <w:t xml:space="preserve">will be increasingly valuable for anticipating the ecological and evolutionary consequences of variable climates. While we provide numerous species-level parameterizations and demonstrate a set of representative case studies, the full range of possible applications—across taxa, ecosystems, and educational settings—extends far beyond what we present here.</w:t>
       </w:r>
     </w:p>
-    <w:bookmarkEnd w:id="34"/>
-    <w:bookmarkStart w:id="35" w:name="acknowledgements"/>
+    <w:bookmarkEnd w:id="35"/>
+    <w:bookmarkStart w:id="36" w:name="acknowledgements"/>
     <w:p>
       <w:pPr>
         <w:pStyle w:val="Heading1"/>
@@ -2028,8 +2115,8 @@
         <w:t xml:space="preserve">We thank N. Karraker, D. Pilliod, M. Hayes, R.B. Bury, and B. Norman for their help in translating sites for the tailed frog example to locations that could be aligned with COMIDs. D. Horan helped organize GPS locations into COMIDs. The views expressed in this manuscript are those of the authors and do not necessarily represent the views or policies of USFS. Any mention of trade names, products, or services does not imply an endorsement by the U.S. government or USFS. USFS does not endorse any commercial products, services or enterprises.</w:t>
       </w:r>
     </w:p>
-    <w:bookmarkEnd w:id="35"/>
-    <w:bookmarkStart w:id="36" w:name="author-contributions"/>
+    <w:bookmarkEnd w:id="36"/>
+    <w:bookmarkStart w:id="37" w:name="author-contributions"/>
     <w:p>
       <w:pPr>
         <w:pStyle w:val="Heading1"/>
@@ -2046,8 +2133,8 @@
         <w:t xml:space="preserve">Morgan Sparks and Bryan Maitland developed the software and conceived the manuscript. All authors collected data sources and wrote and edited the manuscript.</w:t>
       </w:r>
     </w:p>
-    <w:bookmarkEnd w:id="36"/>
-    <w:bookmarkStart w:id="37" w:name="conflict-of-interest-statement"/>
+    <w:bookmarkEnd w:id="37"/>
+    <w:bookmarkStart w:id="38" w:name="conflict-of-interest-statement"/>
     <w:p>
       <w:pPr>
         <w:pStyle w:val="Heading1"/>
@@ -2064,8 +2151,8 @@
         <w:t xml:space="preserve">The authors declare no known conflicts of interest.</w:t>
       </w:r>
     </w:p>
-    <w:bookmarkEnd w:id="37"/>
-    <w:bookmarkStart w:id="40" w:name="data-accessibility"/>
+    <w:bookmarkEnd w:id="38"/>
+    <w:bookmarkStart w:id="41" w:name="data-accessibility"/>
     <w:p>
       <w:pPr>
         <w:pStyle w:val="Heading1"/>
@@ -2091,7 +2178,7 @@
       <w:r>
         <w:t xml:space="preserve">is an open-source software environment distributed via CRAN and additional details are hosted at software website (</w:t>
       </w:r>
-      <w:hyperlink r:id="rId38">
+      <w:hyperlink r:id="rId39">
         <w:r>
           <w:rPr>
             <w:rStyle w:val="Hyperlink"/>
@@ -2102,7 +2189,7 @@
       <w:r>
         <w:t xml:space="preserve">). Reproducible methods for this manuscript are available at the manuscript github (</w:t>
       </w:r>
-      <w:hyperlink r:id="rId39">
+      <w:hyperlink r:id="rId40">
         <w:r>
           <w:rPr>
             <w:rStyle w:val="Hyperlink"/>
@@ -2129,8 +2216,8 @@
         <w:t xml:space="preserve">file. The repository will become publicly archived with a DOI at acceptance of the manuscript. Site-specific data for oviposition timing in Case Study 1 were not included at the request of the original authors of those data due to the sensitive nature of the species, however they can be shared for individual requests.</w:t>
       </w:r>
     </w:p>
-    <w:bookmarkEnd w:id="40"/>
-    <w:bookmarkStart w:id="115" w:name="references"/>
+    <w:bookmarkEnd w:id="41"/>
+    <w:bookmarkStart w:id="120" w:name="references"/>
     <w:p>
       <w:pPr>
         <w:pStyle w:val="Heading1"/>
@@ -2139,8 +2226,8 @@
         <w:t xml:space="preserve">References</w:t>
       </w:r>
     </w:p>
-    <w:bookmarkStart w:id="114" w:name="refs"/>
-    <w:bookmarkStart w:id="41" w:name="ref-angilletta2006"/>
+    <w:bookmarkStart w:id="119" w:name="refs"/>
+    <w:bookmarkStart w:id="42" w:name="ref-angilletta2006"/>
     <w:p>
       <w:pPr>
         <w:pStyle w:val="Bibliography"/>
@@ -2149,8 +2236,8 @@
         <w:t xml:space="preserve">Angilletta Jr., M. J. 2006. Estimating and comparing thermal performance curves. Journal of Thermal Biology 31:541–545.</w:t>
       </w:r>
     </w:p>
-    <w:bookmarkEnd w:id="41"/>
-    <w:bookmarkStart w:id="43" w:name="ref-angilletta2009"/>
+    <w:bookmarkEnd w:id="42"/>
+    <w:bookmarkStart w:id="44" w:name="ref-angilletta2009"/>
     <w:p>
       <w:pPr>
         <w:pStyle w:val="Bibliography"/>
@@ -2161,7 +2248,7 @@
       <w:r>
         <w:t xml:space="preserve"> </w:t>
       </w:r>
-      <w:hyperlink r:id="rId42">
+      <w:hyperlink r:id="rId43">
         <w:r>
           <w:rPr>
             <w:rStyle w:val="Hyperlink"/>
@@ -2173,8 +2260,8 @@
         <w:t xml:space="preserve">. Oxford University Press.</w:t>
       </w:r>
     </w:p>
-    <w:bookmarkEnd w:id="43"/>
-    <w:bookmarkStart w:id="45" w:name="ref-angilletta2000"/>
+    <w:bookmarkEnd w:id="44"/>
+    <w:bookmarkStart w:id="46" w:name="ref-angilletta2000"/>
     <w:p>
       <w:pPr>
         <w:pStyle w:val="Bibliography"/>
@@ -2185,7 +2272,7 @@
       <w:r>
         <w:t xml:space="preserve"> </w:t>
       </w:r>
-      <w:hyperlink r:id="rId44">
+      <w:hyperlink r:id="rId45">
         <w:r>
           <w:rPr>
             <w:rStyle w:val="Hyperlink"/>
@@ -2197,8 +2284,8 @@
         <w:t xml:space="preserve">. Ecology 81:2957–2968.</w:t>
       </w:r>
     </w:p>
-    <w:bookmarkEnd w:id="45"/>
-    <w:bookmarkStart w:id="47" w:name="ref-aydin2004"/>
+    <w:bookmarkEnd w:id="46"/>
+    <w:bookmarkStart w:id="48" w:name="ref-aydin2004"/>
     <w:p>
       <w:pPr>
         <w:pStyle w:val="Bibliography"/>
@@ -2209,7 +2296,7 @@
       <w:r>
         <w:t xml:space="preserve"> </w:t>
       </w:r>
-      <w:hyperlink r:id="rId46">
+      <w:hyperlink r:id="rId47">
         <w:r>
           <w:rPr>
             <w:rStyle w:val="Hyperlink"/>
@@ -2235,8 +2322,8 @@
         <w:t xml:space="preserve">. Turkish Journal of Fisheries and Aquatic Sciences 4:–.</w:t>
       </w:r>
     </w:p>
-    <w:bookmarkEnd w:id="47"/>
-    <w:bookmarkStart w:id="49" w:name="ref-beacham1990"/>
+    <w:bookmarkEnd w:id="48"/>
+    <w:bookmarkStart w:id="50" w:name="ref-beacham1990"/>
     <w:p>
       <w:pPr>
         <w:pStyle w:val="Bibliography"/>
@@ -2247,7 +2334,7 @@
       <w:r>
         <w:t xml:space="preserve"> </w:t>
       </w:r>
-      <w:hyperlink r:id="rId48">
+      <w:hyperlink r:id="rId49">
         <w:r>
           <w:rPr>
             <w:rStyle w:val="Hyperlink"/>
@@ -2259,8 +2346,8 @@
         <w:t xml:space="preserve">. Transactions of the American Fisheries Society 119:927–945.</w:t>
       </w:r>
     </w:p>
-    <w:bookmarkEnd w:id="49"/>
-    <w:bookmarkStart w:id="51" w:name="ref-brittain1977"/>
+    <w:bookmarkEnd w:id="50"/>
+    <w:bookmarkStart w:id="52" w:name="ref-brittain1977"/>
     <w:p>
       <w:pPr>
         <w:pStyle w:val="Bibliography"/>
@@ -2271,7 +2358,7 @@
       <w:r>
         <w:t xml:space="preserve"> </w:t>
       </w:r>
-      <w:hyperlink r:id="rId50">
+      <w:hyperlink r:id="rId51">
         <w:r>
           <w:rPr>
             <w:rStyle w:val="Hyperlink"/>
@@ -2325,8 +2412,8 @@
         <w:t xml:space="preserve">. Oikos 29:302–305.</w:t>
       </w:r>
     </w:p>
-    <w:bookmarkEnd w:id="51"/>
-    <w:bookmarkStart w:id="53" w:name="ref-brittain1978"/>
+    <w:bookmarkEnd w:id="52"/>
+    <w:bookmarkStart w:id="54" w:name="ref-brittain1978"/>
     <w:p>
       <w:pPr>
         <w:pStyle w:val="Bibliography"/>
@@ -2337,7 +2424,7 @@
       <w:r>
         <w:t xml:space="preserve"> </w:t>
       </w:r>
-      <w:hyperlink r:id="rId52">
+      <w:hyperlink r:id="rId53">
         <w:r>
           <w:rPr>
             <w:rStyle w:val="Hyperlink"/>
@@ -2391,8 +2478,8 @@
         <w:t xml:space="preserve">. Oikos 30:1–6.</w:t>
       </w:r>
     </w:p>
-    <w:bookmarkEnd w:id="53"/>
-    <w:bookmarkStart w:id="55" w:name="ref-brittain1984"/>
+    <w:bookmarkEnd w:id="54"/>
+    <w:bookmarkStart w:id="56" w:name="ref-brittain1984"/>
     <w:p>
       <w:pPr>
         <w:pStyle w:val="Bibliography"/>
@@ -2403,7 +2490,7 @@
       <w:r>
         <w:t xml:space="preserve"> </w:t>
       </w:r>
-      <w:hyperlink r:id="rId54">
+      <w:hyperlink r:id="rId55">
         <w:r>
           <w:rPr>
             <w:rStyle w:val="Hyperlink"/>
@@ -2445,8 +2532,8 @@
         <w:t xml:space="preserve">. The Canadian Entomologist 116:549–554.</w:t>
       </w:r>
     </w:p>
-    <w:bookmarkEnd w:id="55"/>
-    <w:bookmarkStart w:id="57" w:name="ref-brown1975"/>
+    <w:bookmarkEnd w:id="56"/>
+    <w:bookmarkStart w:id="58" w:name="ref-brown1975"/>
     <w:p>
       <w:pPr>
         <w:pStyle w:val="Bibliography"/>
@@ -2457,7 +2544,7 @@
       <w:r>
         <w:t xml:space="preserve"> </w:t>
       </w:r>
-      <w:hyperlink r:id="rId56">
+      <w:hyperlink r:id="rId57">
         <w:r>
           <w:rPr>
             <w:rStyle w:val="Hyperlink"/>
@@ -2483,8 +2570,8 @@
         <w:t xml:space="preserve">. Comparative Biochemistry and Physiology Part A: Physiology 50:397–405.</w:t>
       </w:r>
     </w:p>
-    <w:bookmarkEnd w:id="57"/>
-    <w:bookmarkStart w:id="59" w:name="ref-brown1976"/>
+    <w:bookmarkEnd w:id="58"/>
+    <w:bookmarkStart w:id="60" w:name="ref-brown1976"/>
     <w:p>
       <w:pPr>
         <w:pStyle w:val="Bibliography"/>
@@ -2495,7 +2582,7 @@
       <w:r>
         <w:t xml:space="preserve"> </w:t>
       </w:r>
-      <w:hyperlink r:id="rId58">
+      <w:hyperlink r:id="rId59">
         <w:r>
           <w:rPr>
             <w:rStyle w:val="Hyperlink"/>
@@ -2527,8 +2614,8 @@
         <w:t xml:space="preserve">. Canadian Journal of Zoology 54:552–558.</w:t>
       </w:r>
     </w:p>
-    <w:bookmarkEnd w:id="59"/>
-    <w:bookmarkStart w:id="61" w:name="ref-conover2009"/>
+    <w:bookmarkEnd w:id="60"/>
+    <w:bookmarkStart w:id="62" w:name="ref-conover2009"/>
     <w:p>
       <w:pPr>
         <w:pStyle w:val="Bibliography"/>
@@ -2539,7 +2626,7 @@
       <w:r>
         <w:t xml:space="preserve"> </w:t>
       </w:r>
-      <w:hyperlink r:id="rId60">
+      <w:hyperlink r:id="rId61">
         <w:r>
           <w:rPr>
             <w:rStyle w:val="Hyperlink"/>
@@ -2551,8 +2638,8 @@
         <w:t xml:space="preserve">. Annals of the New York Academy of Sciences 1168:100–129.</w:t>
       </w:r>
     </w:p>
-    <w:bookmarkEnd w:id="61"/>
-    <w:bookmarkStart w:id="62" w:name="ref-craig2017"/>
+    <w:bookmarkEnd w:id="62"/>
+    <w:bookmarkStart w:id="63" w:name="ref-craig2017"/>
     <w:p>
       <w:pPr>
         <w:pStyle w:val="Bibliography"/>
@@ -2561,8 +2648,8 @@
         <w:t xml:space="preserve">Craig, L. S., J. D. Olden, A. H. Arthington, S. Entrekin, C. P. Hawkins, J. J. Kelly, T. A. Kennedy, B. M. Maitland, E. J. Rosi, A. H. Roy, and others. 2017. Meeting the challenge of interacting threats in freshwater ecosystems: A call to scientists and managers. Elem Sci Anth 5:72.</w:t>
       </w:r>
     </w:p>
-    <w:bookmarkEnd w:id="62"/>
-    <w:bookmarkStart w:id="64" w:name="ref-du2007"/>
+    <w:bookmarkEnd w:id="63"/>
+    <w:bookmarkStart w:id="65" w:name="ref-du2007"/>
     <w:p>
       <w:pPr>
         <w:pStyle w:val="Bibliography"/>
@@ -2573,7 +2660,7 @@
       <w:r>
         <w:t xml:space="preserve"> </w:t>
       </w:r>
-      <w:hyperlink r:id="rId63">
+      <w:hyperlink r:id="rId64">
         <w:r>
           <w:rPr>
             <w:rStyle w:val="Hyperlink"/>
@@ -2599,8 +2686,8 @@
         <w:t xml:space="preserve">. Aquaculture 272:747–753.</w:t>
       </w:r>
     </w:p>
-    <w:bookmarkEnd w:id="64"/>
-    <w:bookmarkStart w:id="66" w:name="ref-elliott1984"/>
+    <w:bookmarkEnd w:id="65"/>
+    <w:bookmarkStart w:id="67" w:name="ref-elliott1984"/>
     <w:p>
       <w:pPr>
         <w:pStyle w:val="Bibliography"/>
@@ -2611,7 +2698,7 @@
       <w:r>
         <w:t xml:space="preserve"> </w:t>
       </w:r>
-      <w:hyperlink r:id="rId65">
+      <w:hyperlink r:id="rId66">
         <w:r>
           <w:rPr>
             <w:rStyle w:val="Hyperlink"/>
@@ -2637,8 +2724,8 @@
         <w:t xml:space="preserve">. Freshwater Biology 14:491–499.</w:t>
       </w:r>
     </w:p>
-    <w:bookmarkEnd w:id="66"/>
-    <w:bookmarkStart w:id="68" w:name="ref-elliott1986"/>
+    <w:bookmarkEnd w:id="67"/>
+    <w:bookmarkStart w:id="69" w:name="ref-elliott1986"/>
     <w:p>
       <w:pPr>
         <w:pStyle w:val="Bibliography"/>
@@ -2649,7 +2736,7 @@
       <w:r>
         <w:t xml:space="preserve"> </w:t>
       </w:r>
-      <w:hyperlink r:id="rId67">
+      <w:hyperlink r:id="rId68">
         <w:r>
           <w:rPr>
             <w:rStyle w:val="Hyperlink"/>
@@ -2739,8 +2826,8 @@
         <w:t xml:space="preserve">. Holarctic Ecology 9:113–116.</w:t>
       </w:r>
     </w:p>
-    <w:bookmarkEnd w:id="68"/>
-    <w:bookmarkStart w:id="70" w:name="ref-forster2011"/>
+    <w:bookmarkEnd w:id="69"/>
+    <w:bookmarkStart w:id="71" w:name="ref-forster2011"/>
     <w:p>
       <w:pPr>
         <w:pStyle w:val="Bibliography"/>
@@ -2751,7 +2838,7 @@
       <w:r>
         <w:t xml:space="preserve"> </w:t>
       </w:r>
-      <w:hyperlink r:id="rId69">
+      <w:hyperlink r:id="rId70">
         <w:r>
           <w:rPr>
             <w:rStyle w:val="Hyperlink"/>
@@ -2763,8 +2850,8 @@
         <w:t xml:space="preserve"> The American Naturalist 178:668–678.</w:t>
       </w:r>
     </w:p>
-    <w:bookmarkEnd w:id="70"/>
-    <w:bookmarkStart w:id="72" w:name="ref-hoegh-guldberg1995"/>
+    <w:bookmarkEnd w:id="71"/>
+    <w:bookmarkStart w:id="73" w:name="ref-hoegh-guldberg1995"/>
     <w:p>
       <w:pPr>
         <w:pStyle w:val="Bibliography"/>
@@ -2775,7 +2862,7 @@
       <w:r>
         <w:t xml:space="preserve"> </w:t>
       </w:r>
-      <w:hyperlink r:id="rId71">
+      <w:hyperlink r:id="rId72">
         <w:r>
           <w:rPr>
             <w:rStyle w:val="Hyperlink"/>
@@ -2787,8 +2874,8 @@
         <w:t xml:space="preserve">. American Zoologist 35:415–425.</w:t>
       </w:r>
     </w:p>
-    <w:bookmarkEnd w:id="72"/>
-    <w:bookmarkStart w:id="74" w:name="ref-karraker2006"/>
+    <w:bookmarkEnd w:id="73"/>
+    <w:bookmarkStart w:id="75" w:name="ref-karraker2006"/>
     <w:p>
       <w:pPr>
         <w:pStyle w:val="Bibliography"/>
@@ -2799,7 +2886,7 @@
       <w:r>
         <w:t xml:space="preserve"> </w:t>
       </w:r>
-      <w:hyperlink r:id="rId73">
+      <w:hyperlink r:id="rId74">
         <w:r>
           <w:rPr>
             <w:rStyle w:val="Hyperlink"/>
@@ -2839,8 +2926,8 @@
         <w:t xml:space="preserve">. Northwestern Naturalist 87:87–97.</w:t>
       </w:r>
     </w:p>
-    <w:bookmarkEnd w:id="74"/>
-    <w:bookmarkStart w:id="76" w:name="ref-kozák2009"/>
+    <w:bookmarkEnd w:id="75"/>
+    <w:bookmarkStart w:id="77" w:name="ref-kozák2009"/>
     <w:p>
       <w:pPr>
         <w:pStyle w:val="Bibliography"/>
@@ -2851,7 +2938,7 @@
       <w:r>
         <w:t xml:space="preserve"> </w:t>
       </w:r>
-      <w:hyperlink r:id="rId75">
+      <w:hyperlink r:id="rId76">
         <w:r>
           <w:rPr>
             <w:rStyle w:val="Hyperlink"/>
@@ -2889,8 +2976,8 @@
         <w:t xml:space="preserve">. Czech Journal of Animal Science 54:286–292.</w:t>
       </w:r>
     </w:p>
-    <w:bookmarkEnd w:id="76"/>
-    <w:bookmarkStart w:id="78" w:name="ref-lillehammer1986"/>
+    <w:bookmarkEnd w:id="77"/>
+    <w:bookmarkStart w:id="79" w:name="ref-lillehammer1986"/>
     <w:p>
       <w:pPr>
         <w:pStyle w:val="Bibliography"/>
@@ -2901,7 +2988,7 @@
       <w:r>
         <w:t xml:space="preserve"> </w:t>
       </w:r>
-      <w:hyperlink r:id="rId77">
+      <w:hyperlink r:id="rId78">
         <w:r>
           <w:rPr>
             <w:rStyle w:val="Hyperlink"/>
@@ -2949,8 +3036,8 @@
         <w:t xml:space="preserve">. Aquatic Insects 8:223–235.</w:t>
       </w:r>
     </w:p>
-    <w:bookmarkEnd w:id="78"/>
-    <w:bookmarkStart w:id="80" w:name="ref-márquez2021"/>
+    <w:bookmarkEnd w:id="79"/>
+    <w:bookmarkStart w:id="81" w:name="ref-márquez2021"/>
     <w:p>
       <w:pPr>
         <w:pStyle w:val="Bibliography"/>
@@ -2961,7 +3048,7 @@
       <w:r>
         <w:t xml:space="preserve"> </w:t>
       </w:r>
-      <w:hyperlink r:id="rId79">
+      <w:hyperlink r:id="rId80">
         <w:r>
           <w:rPr>
             <w:rStyle w:val="Hyperlink"/>
@@ -2973,8 +3060,8 @@
         <w:t xml:space="preserve">. Reviews in Aquaculture 13:706–718.</w:t>
       </w:r>
     </w:p>
-    <w:bookmarkEnd w:id="80"/>
-    <w:bookmarkStart w:id="81" w:name="ref-mckay2012"/>
+    <w:bookmarkEnd w:id="81"/>
+    <w:bookmarkStart w:id="82" w:name="ref-mckay2012"/>
     <w:p>
       <w:pPr>
         <w:pStyle w:val="Bibliography"/>
@@ -2983,8 +3070,8 @@
         <w:t xml:space="preserve">McKay, L., T. Bondelid, T. Dewald, J. Johnson, R. Moore, and A. Rea. 2012. NHDPlus version 2: User guide.</w:t>
       </w:r>
     </w:p>
-    <w:bookmarkEnd w:id="81"/>
-    <w:bookmarkStart w:id="83" w:name="ref-moore1939"/>
+    <w:bookmarkEnd w:id="82"/>
+    <w:bookmarkStart w:id="84" w:name="ref-moore1939"/>
     <w:p>
       <w:pPr>
         <w:pStyle w:val="Bibliography"/>
@@ -2995,7 +3082,7 @@
       <w:r>
         <w:t xml:space="preserve"> </w:t>
       </w:r>
-      <w:hyperlink r:id="rId82">
+      <w:hyperlink r:id="rId83">
         <w:r>
           <w:rPr>
             <w:rStyle w:val="Hyperlink"/>
@@ -3007,8 +3094,8 @@
         <w:t xml:space="preserve">. Ecology 20:459–478.</w:t>
       </w:r>
     </w:p>
-    <w:bookmarkEnd w:id="83"/>
-    <w:bookmarkStart w:id="84" w:name="ref-neuheimer2007"/>
+    <w:bookmarkEnd w:id="84"/>
+    <w:bookmarkStart w:id="85" w:name="ref-neuheimer2007"/>
     <w:p>
       <w:pPr>
         <w:pStyle w:val="Bibliography"/>
@@ -3017,8 +3104,8 @@
         <w:t xml:space="preserve">Neuheimer, A. B., and C. T. Taggart. 2007. The growing degree-day and fish size-at-age: The overlooked metric. Canadian Journal of Fisheries and Aquatic Sciences 64:375–385.</w:t>
       </w:r>
     </w:p>
-    <w:bookmarkEnd w:id="84"/>
-    <w:bookmarkStart w:id="86" w:name="ref-pinsky2019"/>
+    <w:bookmarkEnd w:id="85"/>
+    <w:bookmarkStart w:id="87" w:name="ref-pinsky2019"/>
     <w:p>
       <w:pPr>
         <w:pStyle w:val="Bibliography"/>
@@ -3029,7 +3116,7 @@
       <w:r>
         <w:t xml:space="preserve"> </w:t>
       </w:r>
-      <w:hyperlink r:id="rId85">
+      <w:hyperlink r:id="rId86">
         <w:r>
           <w:rPr>
             <w:rStyle w:val="Hyperlink"/>
@@ -3041,8 +3128,8 @@
         <w:t xml:space="preserve">. Nature 569:108–111.</w:t>
       </w:r>
     </w:p>
-    <w:bookmarkEnd w:id="86"/>
-    <w:bookmarkStart w:id="88" w:name="ref-pritchard1987"/>
+    <w:bookmarkEnd w:id="87"/>
+    <w:bookmarkStart w:id="89" w:name="ref-pritchard1987"/>
     <w:p>
       <w:pPr>
         <w:pStyle w:val="Bibliography"/>
@@ -3053,7 +3140,7 @@
       <w:r>
         <w:t xml:space="preserve"> </w:t>
       </w:r>
-      <w:hyperlink r:id="rId87">
+      <w:hyperlink r:id="rId88">
         <w:r>
           <w:rPr>
             <w:rStyle w:val="Hyperlink"/>
@@ -3065,8 +3152,8 @@
         <w:t xml:space="preserve">. Advances in odonatology 3:121–126.</w:t>
       </w:r>
     </w:p>
-    <w:bookmarkEnd w:id="88"/>
-    <w:bookmarkStart w:id="90" w:name="ref-qualls1998"/>
+    <w:bookmarkEnd w:id="89"/>
+    <w:bookmarkStart w:id="91" w:name="ref-qualls1998"/>
     <w:p>
       <w:pPr>
         <w:pStyle w:val="Bibliography"/>
@@ -3077,7 +3164,7 @@
       <w:r>
         <w:t xml:space="preserve"> </w:t>
       </w:r>
-      <w:hyperlink r:id="rId89">
+      <w:hyperlink r:id="rId90">
         <w:r>
           <w:rPr>
             <w:rStyle w:val="Hyperlink"/>
@@ -3089,18 +3176,42 @@
         <w:t xml:space="preserve">. Biological Journal of the Linnean Society 64:477–491.</w:t>
       </w:r>
     </w:p>
-    <w:bookmarkEnd w:id="90"/>
-    <w:bookmarkStart w:id="91" w:name="ref-schoolfield1981"/>
+    <w:bookmarkEnd w:id="91"/>
+    <w:bookmarkStart w:id="93" w:name="ref-R-software"/>
     <w:p>
       <w:pPr>
         <w:pStyle w:val="Bibliography"/>
       </w:pPr>
       <w:r>
+        <w:t xml:space="preserve">R Core Team. 2024.</w:t>
+      </w:r>
+      <w:r>
+        <w:t xml:space="preserve"> </w:t>
+      </w:r>
+      <w:hyperlink r:id="rId92">
+        <w:r>
+          <w:rPr>
+            <w:rStyle w:val="Hyperlink"/>
+          </w:rPr>
+          <w:t xml:space="preserve">R: A language and environment for statistical computing</w:t>
+        </w:r>
+      </w:hyperlink>
+      <w:r>
+        <w:t xml:space="preserve">. R Foundation for Statistical Computing, Vienna, Austria.</w:t>
+      </w:r>
+    </w:p>
+    <w:bookmarkEnd w:id="93"/>
+    <w:bookmarkStart w:id="94" w:name="ref-schoolfield1981"/>
+    <w:p>
+      <w:pPr>
+        <w:pStyle w:val="Bibliography"/>
+      </w:pPr>
+      <w:r>
         <w:t xml:space="preserve">Schoolfield, R. M., P. Sharpe, and C. E. Magnuson. 1981. Non-linear regression of biological temperature-dependent rate models based on absolute reaction-rate theory. Journal of theoretical biology 88:719–731.</w:t>
       </w:r>
     </w:p>
-    <w:bookmarkEnd w:id="91"/>
-    <w:bookmarkStart w:id="93" w:name="ref-siegel2023"/>
+    <w:bookmarkEnd w:id="94"/>
+    <w:bookmarkStart w:id="96" w:name="ref-siegel2023"/>
     <w:p>
       <w:pPr>
         <w:pStyle w:val="Bibliography"/>
@@ -3111,7 +3222,7 @@
       <w:r>
         <w:t xml:space="preserve"> </w:t>
       </w:r>
-      <w:hyperlink r:id="rId92">
+      <w:hyperlink r:id="rId95">
         <w:r>
           <w:rPr>
             <w:rStyle w:val="Hyperlink"/>
@@ -3123,8 +3234,8 @@
         <w:t xml:space="preserve">. PLOS Water 2:e0000119.</w:t>
       </w:r>
     </w:p>
-    <w:bookmarkEnd w:id="93"/>
-    <w:bookmarkStart w:id="94" w:name="ref-sih2004"/>
+    <w:bookmarkEnd w:id="96"/>
+    <w:bookmarkStart w:id="97" w:name="ref-sih2004"/>
     <w:p>
       <w:pPr>
         <w:pStyle w:val="Bibliography"/>
@@ -3133,8 +3244,8 @@
         <w:t xml:space="preserve">Sih, A., A. M. Bell, and J. L. Kerby. 2004. Two stressors are far deadlier than one. Trends in ecology &amp; evolution 19:274–276.</w:t>
       </w:r>
     </w:p>
-    <w:bookmarkEnd w:id="94"/>
-    <w:bookmarkStart w:id="96" w:name="ref-sparks2019"/>
+    <w:bookmarkEnd w:id="97"/>
+    <w:bookmarkStart w:id="99" w:name="ref-sparks2019"/>
     <w:p>
       <w:pPr>
         <w:pStyle w:val="Bibliography"/>
@@ -3145,7 +3256,7 @@
       <w:r>
         <w:t xml:space="preserve"> </w:t>
       </w:r>
-      <w:hyperlink r:id="rId95">
+      <w:hyperlink r:id="rId98">
         <w:r>
           <w:rPr>
             <w:rStyle w:val="Hyperlink"/>
@@ -3157,8 +3268,8 @@
         <w:t xml:space="preserve">. Canadian Journal of Fisheries and Aquatic Sciences 76:123–135.</w:t>
       </w:r>
     </w:p>
-    <w:bookmarkEnd w:id="96"/>
-    <w:bookmarkStart w:id="98" w:name="ref-sparks2022"/>
+    <w:bookmarkEnd w:id="99"/>
+    <w:bookmarkStart w:id="101" w:name="ref-sparks2022"/>
     <w:p>
       <w:pPr>
         <w:pStyle w:val="Bibliography"/>
@@ -3169,7 +3280,7 @@
       <w:r>
         <w:t xml:space="preserve"> </w:t>
       </w:r>
-      <w:hyperlink r:id="rId97">
+      <w:hyperlink r:id="rId100">
         <w:r>
           <w:rPr>
             <w:rStyle w:val="Hyperlink"/>
@@ -3181,8 +3292,8 @@
         <w:t xml:space="preserve">. Proceedings of the Royal Society B: Biological Sciences 289:20221472.</w:t>
       </w:r>
     </w:p>
-    <w:bookmarkEnd w:id="98"/>
-    <w:bookmarkStart w:id="100" w:name="ref-sparks2026"/>
+    <w:bookmarkEnd w:id="101"/>
+    <w:bookmarkStart w:id="103" w:name="ref-sparks2026"/>
     <w:p>
       <w:pPr>
         <w:pStyle w:val="Bibliography"/>
@@ -3193,7 +3304,7 @@
       <w:r>
         <w:t xml:space="preserve"> </w:t>
       </w:r>
-      <w:hyperlink r:id="rId99">
+      <w:hyperlink r:id="rId102">
         <w:r>
           <w:rPr>
             <w:rStyle w:val="Hyperlink"/>
@@ -3205,19 +3316,49 @@
         <w:t xml:space="preserve">. Fisheries 51:49–59.</w:t>
       </w:r>
     </w:p>
-    <w:bookmarkEnd w:id="100"/>
-    <w:bookmarkStart w:id="102" w:name="ref-sparks2017"/>
+    <w:bookmarkEnd w:id="103"/>
+    <w:bookmarkStart w:id="105" w:name="ref-sparks2025"/>
     <w:p>
       <w:pPr>
         <w:pStyle w:val="Bibliography"/>
       </w:pPr>
       <w:r>
+        <w:t xml:space="preserve">Sparks, M. M., B. M. Maitland, E. Felts, A. Swartz, and P. Frater. 2025.</w:t>
+      </w:r>
+      <w:r>
+        <w:t xml:space="preserve"> </w:t>
+      </w:r>
+      <w:hyperlink r:id="rId104">
+        <w:r>
+          <w:rPr>
+            <w:rStyle w:val="Hyperlink"/>
+          </w:rPr>
+          <w:t xml:space="preserve">hatchR</w:t>
+        </w:r>
+        <w:r>
+          <w:rPr>
+            <w:rStyle w:val="Hyperlink"/>
+          </w:rPr>
+          <w:t xml:space="preserve">: A toolset to predict when fish hatch and emerge</w:t>
+        </w:r>
+      </w:hyperlink>
+      <w:r>
+        <w:t xml:space="preserve">. CRAN.</w:t>
+      </w:r>
+    </w:p>
+    <w:bookmarkEnd w:id="105"/>
+    <w:bookmarkStart w:id="107" w:name="ref-sparks2017"/>
+    <w:p>
+      <w:pPr>
+        <w:pStyle w:val="Bibliography"/>
+      </w:pPr>
+      <w:r>
         <w:t xml:space="preserve">Sparks, M. M., P. A. H. Westley, J. A. Falke, and T. P. Quinn. 2017.</w:t>
       </w:r>
       <w:r>
         <w:t xml:space="preserve"> </w:t>
       </w:r>
-      <w:hyperlink r:id="rId101">
+      <w:hyperlink r:id="rId106">
         <w:r>
           <w:rPr>
             <w:rStyle w:val="Hyperlink"/>
@@ -3229,8 +3370,8 @@
         <w:t xml:space="preserve">. Global Change Biology 23:5203–5217.</w:t>
       </w:r>
     </w:p>
-    <w:bookmarkEnd w:id="102"/>
-    <w:bookmarkStart w:id="104" w:name="ref-steel2012"/>
+    <w:bookmarkEnd w:id="107"/>
+    <w:bookmarkStart w:id="109" w:name="ref-steel2012"/>
     <w:p>
       <w:pPr>
         <w:pStyle w:val="Bibliography"/>
@@ -3241,7 +3382,7 @@
       <w:r>
         <w:t xml:space="preserve"> </w:t>
       </w:r>
-      <w:hyperlink r:id="rId103">
+      <w:hyperlink r:id="rId108">
         <w:r>
           <w:rPr>
             <w:rStyle w:val="Hyperlink"/>
@@ -3253,8 +3394,8 @@
         <w:t xml:space="preserve">. Ecosphere 3:art104.</w:t>
       </w:r>
     </w:p>
-    <w:bookmarkEnd w:id="104"/>
-    <w:bookmarkStart w:id="106" w:name="ref-tang2017"/>
+    <w:bookmarkEnd w:id="109"/>
+    <w:bookmarkStart w:id="111" w:name="ref-tang2017"/>
     <w:p>
       <w:pPr>
         <w:pStyle w:val="Bibliography"/>
@@ -3265,7 +3406,7 @@
       <w:r>
         <w:t xml:space="preserve"> </w:t>
       </w:r>
-      <w:hyperlink r:id="rId105">
+      <w:hyperlink r:id="rId110">
         <w:r>
           <w:rPr>
             <w:rStyle w:val="Hyperlink"/>
@@ -3277,8 +3418,8 @@
         <w:t xml:space="preserve">. PLOS ONE 12:e0181030.</w:t>
       </w:r>
     </w:p>
-    <w:bookmarkEnd w:id="106"/>
-    <w:bookmarkStart w:id="108" w:name="ref-vandamme1992"/>
+    <w:bookmarkEnd w:id="111"/>
+    <w:bookmarkStart w:id="113" w:name="ref-vandamme1992"/>
     <w:p>
       <w:pPr>
         <w:pStyle w:val="Bibliography"/>
@@ -3289,7 +3430,7 @@
       <w:r>
         <w:t xml:space="preserve"> </w:t>
       </w:r>
-      <w:hyperlink r:id="rId107">
+      <w:hyperlink r:id="rId112">
         <w:r>
           <w:rPr>
             <w:rStyle w:val="Hyperlink"/>
@@ -3323,8 +3464,8 @@
         <w:t xml:space="preserve">. Herpetologica 48:220–228.</w:t>
       </w:r>
     </w:p>
-    <w:bookmarkEnd w:id="108"/>
-    <w:bookmarkStart w:id="110" w:name="ref-warkentin2011"/>
+    <w:bookmarkEnd w:id="113"/>
+    <w:bookmarkStart w:id="115" w:name="ref-warkentin2011"/>
     <w:p>
       <w:pPr>
         <w:pStyle w:val="Bibliography"/>
@@ -3335,7 +3476,7 @@
       <w:r>
         <w:t xml:space="preserve"> </w:t>
       </w:r>
-      <w:hyperlink r:id="rId109">
+      <w:hyperlink r:id="rId114">
         <w:r>
           <w:rPr>
             <w:rStyle w:val="Hyperlink"/>
@@ -3347,8 +3488,8 @@
         <w:t xml:space="preserve">. Integrative and Comparative Biology 51:14–25.</w:t>
       </w:r>
     </w:p>
-    <w:bookmarkEnd w:id="110"/>
-    <w:bookmarkStart w:id="111" w:name="ref-west-eberhard2003"/>
+    <w:bookmarkEnd w:id="115"/>
+    <w:bookmarkStart w:id="116" w:name="ref-west-eberhard2003"/>
     <w:p>
       <w:pPr>
         <w:pStyle w:val="Bibliography"/>
@@ -3357,8 +3498,8 @@
         <w:t xml:space="preserve">West-Eberhard, M. J. 2003. Developmental Plasticity and Evolution. Oxford University Press.</w:t>
       </w:r>
     </w:p>
-    <w:bookmarkEnd w:id="111"/>
-    <w:bookmarkStart w:id="113" w:name="ref-while2018"/>
+    <w:bookmarkEnd w:id="116"/>
+    <w:bookmarkStart w:id="118" w:name="ref-while2018"/>
     <w:p>
       <w:pPr>
         <w:pStyle w:val="Bibliography"/>
@@ -3369,7 +3510,7 @@
       <w:r>
         <w:t xml:space="preserve"> </w:t>
       </w:r>
-      <w:hyperlink r:id="rId112">
+      <w:hyperlink r:id="rId117">
         <w:r>
           <w:rPr>
             <w:rStyle w:val="Hyperlink"/>
@@ -3381,15 +3522,15 @@
         <w:t xml:space="preserve">. Journal of Experimental Zoology Part A: Ecological and Integrative Physiology 329:162–176.</w:t>
       </w:r>
     </w:p>
-    <w:bookmarkEnd w:id="113"/>
-    <w:bookmarkEnd w:id="114"/>
+    <w:bookmarkEnd w:id="118"/>
+    <w:bookmarkEnd w:id="119"/>
     <w:p>
       <w:r>
         <w:br w:type="page"/>
       </w:r>
     </w:p>
-    <w:bookmarkEnd w:id="115"/>
-    <w:bookmarkStart w:id="116" w:name="tables"/>
+    <w:bookmarkEnd w:id="120"/>
+    <w:bookmarkStart w:id="121" w:name="tables"/>
     <w:p>
       <w:pPr>
         <w:pStyle w:val="Heading1"/>
@@ -5571,8 +5712,8 @@
         <w:br w:type="page"/>
       </w:r>
     </w:p>
-    <w:bookmarkEnd w:id="116"/>
-    <w:bookmarkStart w:id="117" w:name="figure-captions"/>
+    <w:bookmarkEnd w:id="121"/>
+    <w:bookmarkStart w:id="122" w:name="figure-captions"/>
     <w:p>
       <w:pPr>
         <w:pStyle w:val="Heading1"/>
@@ -5596,7 +5737,7 @@
         <w:t xml:space="preserve">Ascaphus truei</w:t>
       </w:r>
       <w:r>
-        <w:t xml:space="preserve">). Panel A represents the model fit and raw data used to generate the effective value model and panel B illustrates the effective values for daily temperatures between 6 and 20 °C. A dashed line with a 0.01 increase for every degree increase is included for reference.</w:t>
+        <w:t xml:space="preserve">). Panel A represents the non-linear performance curve and raw data used to generate the effective value model. Panel B illustrates the effective values for daily temperatures between 6 and 20 °C. A dashed line with a 0.01 increase for every degree increase is included for reference. Panel C uses the model fit from Panel A to convert to an accumulated thermal unit (ATU) model (number of days to hatch x daily temperature), showing a variable threshold for accumulated units to hatch. Panel D shows differences in modeled days to hatch (Panel A) when an accumulated thermal unit model parameterized at a certain temperature is used across the range of temperatures from Panel A. Note, ATU models make unbiased predictions when the temperature the model is parameterized at (ATU Model in the figure) matches the incubation temperature, but becomes increasingly biased when those numbers become more disparate.</w:t>
       </w:r>
     </w:p>
     <w:p>
@@ -5697,220 +5838,7 @@
         <w:br w:type="page"/>
       </w:r>
     </w:p>
-    <w:bookmarkEnd w:id="117"/>
-    <w:bookmarkStart w:id="130" w:name="figures"/>
-    <w:p>
-      <w:pPr>
-        <w:pStyle w:val="Heading1"/>
-      </w:pPr>
-      <w:r>
-        <w:t xml:space="preserve">Figures</w:t>
-      </w:r>
-    </w:p>
-    <w:p>
-      <w:pPr>
-        <w:pStyle w:val="FirstParagraph"/>
-      </w:pPr>
-      <w:r>
-        <w:drawing>
-          <wp:inline>
-            <wp:extent cx="5943600" cy="2971800"/>
-            <wp:effectExtent b="0" l="0" r="0" t="0"/>
-            <wp:docPr descr="" title="" id="119" name="Picture"/>
-            <a:graphic>
-              <a:graphicData uri="http://schemas.openxmlformats.org/drawingml/2006/picture">
-                <pic:pic>
-                  <pic:nvPicPr>
-                    <pic:cNvPr descr="paper_files/figure-docx/fig-1-1.png" id="120" name="Picture"/>
-                    <pic:cNvPicPr>
-                      <a:picLocks noChangeArrowheads="1" noChangeAspect="1"/>
-                    </pic:cNvPicPr>
-                  </pic:nvPicPr>
-                  <pic:blipFill>
-                    <a:blip r:embed="rId118"/>
-                    <a:stretch>
-                      <a:fillRect/>
-                    </a:stretch>
-                  </pic:blipFill>
-                  <pic:spPr bwMode="auto">
-                    <a:xfrm>
-                      <a:off x="0" y="0"/>
-                      <a:ext cx="5943600" cy="2971800"/>
-                    </a:xfrm>
-                    <a:prstGeom prst="rect">
-                      <a:avLst/>
-                    </a:prstGeom>
-                    <a:noFill/>
-                    <a:ln w="9525">
-                      <a:noFill/>
-                      <a:headEnd/>
-                      <a:tailEnd/>
-                    </a:ln>
-                  </pic:spPr>
-                </pic:pic>
-              </a:graphicData>
-            </a:graphic>
-          </wp:inline>
-        </w:drawing>
-      </w:r>
-    </w:p>
-    <w:p>
-      <w:r>
-        <w:br w:type="page"/>
-      </w:r>
-    </w:p>
-    <w:p>
-      <w:pPr>
-        <w:pStyle w:val="BodyText"/>
-      </w:pPr>
-      <w:r>
-        <w:drawing>
-          <wp:inline>
-            <wp:extent cx="5943600" cy="2971800"/>
-            <wp:effectExtent b="0" l="0" r="0" t="0"/>
-            <wp:docPr descr="" title="" id="122" name="Picture"/>
-            <a:graphic>
-              <a:graphicData uri="http://schemas.openxmlformats.org/drawingml/2006/picture">
-                <pic:pic>
-                  <pic:nvPicPr>
-                    <pic:cNvPr descr="paper_files/figure-docx/fig-2-1.png" id="123" name="Picture"/>
-                    <pic:cNvPicPr>
-                      <a:picLocks noChangeArrowheads="1" noChangeAspect="1"/>
-                    </pic:cNvPicPr>
-                  </pic:nvPicPr>
-                  <pic:blipFill>
-                    <a:blip r:embed="rId121"/>
-                    <a:stretch>
-                      <a:fillRect/>
-                    </a:stretch>
-                  </pic:blipFill>
-                  <pic:spPr bwMode="auto">
-                    <a:xfrm>
-                      <a:off x="0" y="0"/>
-                      <a:ext cx="5943600" cy="2971800"/>
-                    </a:xfrm>
-                    <a:prstGeom prst="rect">
-                      <a:avLst/>
-                    </a:prstGeom>
-                    <a:noFill/>
-                    <a:ln w="9525">
-                      <a:noFill/>
-                      <a:headEnd/>
-                      <a:tailEnd/>
-                    </a:ln>
-                  </pic:spPr>
-                </pic:pic>
-              </a:graphicData>
-            </a:graphic>
-          </wp:inline>
-        </w:drawing>
-      </w:r>
-    </w:p>
-    <w:p>
-      <w:r>
-        <w:br w:type="page"/>
-      </w:r>
-    </w:p>
-    <w:p>
-      <w:pPr>
-        <w:pStyle w:val="BodyText"/>
-      </w:pPr>
-      <w:r>
-        <w:drawing>
-          <wp:inline>
-            <wp:extent cx="5943600" cy="5943600"/>
-            <wp:effectExtent b="0" l="0" r="0" t="0"/>
-            <wp:docPr descr="" title="" id="125" name="Picture"/>
-            <a:graphic>
-              <a:graphicData uri="http://schemas.openxmlformats.org/drawingml/2006/picture">
-                <pic:pic>
-                  <pic:nvPicPr>
-                    <pic:cNvPr descr="paper_files/figure-docx/fig-3-1.png" id="126" name="Picture"/>
-                    <pic:cNvPicPr>
-                      <a:picLocks noChangeArrowheads="1" noChangeAspect="1"/>
-                    </pic:cNvPicPr>
-                  </pic:nvPicPr>
-                  <pic:blipFill>
-                    <a:blip r:embed="rId124"/>
-                    <a:stretch>
-                      <a:fillRect/>
-                    </a:stretch>
-                  </pic:blipFill>
-                  <pic:spPr bwMode="auto">
-                    <a:xfrm>
-                      <a:off x="0" y="0"/>
-                      <a:ext cx="5943600" cy="5943600"/>
-                    </a:xfrm>
-                    <a:prstGeom prst="rect">
-                      <a:avLst/>
-                    </a:prstGeom>
-                    <a:noFill/>
-                    <a:ln w="9525">
-                      <a:noFill/>
-                      <a:headEnd/>
-                      <a:tailEnd/>
-                    </a:ln>
-                  </pic:spPr>
-                </pic:pic>
-              </a:graphicData>
-            </a:graphic>
-          </wp:inline>
-        </w:drawing>
-      </w:r>
-    </w:p>
-    <w:p>
-      <w:r>
-        <w:br w:type="page"/>
-      </w:r>
-    </w:p>
-    <w:p>
-      <w:pPr>
-        <w:pStyle w:val="BodyText"/>
-      </w:pPr>
-      <w:r>
-        <w:drawing>
-          <wp:inline>
-            <wp:extent cx="5943600" cy="2971800"/>
-            <wp:effectExtent b="0" l="0" r="0" t="0"/>
-            <wp:docPr descr="" title="" id="128" name="Picture"/>
-            <a:graphic>
-              <a:graphicData uri="http://schemas.openxmlformats.org/drawingml/2006/picture">
-                <pic:pic>
-                  <pic:nvPicPr>
-                    <pic:cNvPr descr="paper_files/figure-docx/fig-4-1.png" id="129" name="Picture"/>
-                    <pic:cNvPicPr>
-                      <a:picLocks noChangeArrowheads="1" noChangeAspect="1"/>
-                    </pic:cNvPicPr>
-                  </pic:nvPicPr>
-                  <pic:blipFill>
-                    <a:blip r:embed="rId127"/>
-                    <a:stretch>
-                      <a:fillRect/>
-                    </a:stretch>
-                  </pic:blipFill>
-                  <pic:spPr bwMode="auto">
-                    <a:xfrm>
-                      <a:off x="0" y="0"/>
-                      <a:ext cx="5943600" cy="2971800"/>
-                    </a:xfrm>
-                    <a:prstGeom prst="rect">
-                      <a:avLst/>
-                    </a:prstGeom>
-                    <a:noFill/>
-                    <a:ln w="9525">
-                      <a:noFill/>
-                      <a:headEnd/>
-                      <a:tailEnd/>
-                    </a:ln>
-                  </pic:spPr>
-                </pic:pic>
-              </a:graphicData>
-            </a:graphic>
-          </wp:inline>
-        </w:drawing>
-      </w:r>
-    </w:p>
-    <w:bookmarkEnd w:id="130"/>
+    <w:bookmarkEnd w:id="122"/>
     <w:sectPr>
       <w:footerReference r:id="rId10" w:type="even"/>
       <w:footerReference r:id="rId9" w:type="default"/>
